--- a/mobile/施工安全日志模板.docx
+++ b/mobile/施工安全日志模板.docx
@@ -47,7 +47,8 @@
       <w:tblGrid>
         <w:gridCol w:w="1754"/>
         <w:gridCol w:w="3040"/>
-        <w:gridCol w:w="1690"/>
+        <w:gridCol w:w="93"/>
+        <w:gridCol w:w="1597"/>
         <w:gridCol w:w="3290"/>
       </w:tblGrid>
       <w:tr>
@@ -60,6 +61,7 @@
             <w:insideH w:val="single" w:color="000000" w:themeColor="text1" w:sz="8" w:space="0"/>
             <w:insideV w:val="single" w:color="000000" w:themeColor="text1" w:sz="8" w:space="0"/>
           </w:tblBorders>
+          <w:shd w:val="clear" w:color="auto" w:fill="FFFFFF" w:themeFill="background1"/>
           <w:tblCellMar>
             <w:top w:w="0" w:type="dxa"/>
             <w:left w:w="10" w:type="dxa"/>
@@ -119,17 +121,12 @@
           </w:tcPr>
           <w:p>
             <w:pPr>
-              <w:spacing w:before="60" w:after="60"/>
-              <w:jc w:val="center"/>
-              <w:rPr>
-                <w:rFonts w:hint="eastAsia" w:eastAsia="宋体"/>
-                <w:lang w:val="en-US" w:eastAsia="zh-CN"/>
-              </w:rPr>
+              <w:jc w:val="left"/>
             </w:pPr>
             <w:r>
               <w:rPr>
-                <w:rFonts w:hint="eastAsia"/>
-                <w:lang w:val="en-US" w:eastAsia="zh-CN"/>
+                <w:b w:val="0"/>
+                <w:sz w:val="20"/>
               </w:rPr>
               <w:t>四川华庭</w:t>
             </w:r>
@@ -138,6 +135,7 @@
         <w:tc>
           <w:tcPr>
             <w:tcW w:w="1690" w:type="dxa"/>
+            <w:gridSpan w:val="2"/>
             <w:tcBorders>
               <w:tl2br w:val="nil"/>
               <w:tr2bl w:val="nil"/>
@@ -153,19 +151,14 @@
           </w:tcPr>
           <w:p>
             <w:pPr>
-              <w:spacing w:before="60" w:after="60"/>
-              <w:jc w:val="center"/>
+              <w:jc w:val="left"/>
             </w:pPr>
             <w:r>
               <w:rPr>
-                <w:rFonts w:ascii="宋体" w:hAnsi="宋体" w:eastAsia="宋体" w:cs="宋体"/>
-                <w:b/>
-                <w:bCs/>
-                <w:color w:val="000000"/>
-                <w:sz w:val="22"/>
-                <w:szCs w:val="22"/>
-              </w:rPr>
-              <w:t>项目名称</w:t>
+                <w:b w:val="0"/>
+                <w:sz w:val="20"/>
+              </w:rPr>
+              <w:t>塔下厂房</w:t>
             </w:r>
           </w:p>
         </w:tc>
@@ -187,11 +180,15 @@
           </w:tcPr>
           <w:p>
             <w:pPr>
-              <w:spacing w:before="60" w:after="60"/>
-              <w:jc w:val="center"/>
+              <w:jc w:val="left"/>
             </w:pPr>
-            <w:bookmarkStart w:id="0" w:name="_GoBack"/>
-            <w:bookmarkEnd w:id="0"/>
+            <w:r>
+              <w:rPr>
+                <w:b w:val="0"/>
+                <w:sz w:val="20"/>
+              </w:rPr>
+              <w:t>塔下厂房</w:t>
+            </w:r>
           </w:p>
         </w:tc>
       </w:tr>
@@ -265,14 +262,21 @@
           </w:tcPr>
           <w:p>
             <w:pPr>
-              <w:spacing w:before="60" w:after="60"/>
-              <w:jc w:val="center"/>
+              <w:jc w:val="left"/>
             </w:pPr>
+            <w:r>
+              <w:rPr>
+                <w:b w:val="0"/>
+                <w:sz w:val="20"/>
+              </w:rPr>
+              <w:t>2026年05月02日</w:t>
+            </w:r>
           </w:p>
         </w:tc>
         <w:tc>
           <w:tcPr>
             <w:tcW w:w="1690" w:type="dxa"/>
+            <w:gridSpan w:val="2"/>
             <w:tcBorders>
               <w:tl2br w:val="nil"/>
               <w:tr2bl w:val="nil"/>
@@ -288,19 +292,14 @@
           </w:tcPr>
           <w:p>
             <w:pPr>
-              <w:spacing w:before="60" w:after="60"/>
-              <w:jc w:val="center"/>
+              <w:jc w:val="left"/>
             </w:pPr>
             <w:r>
               <w:rPr>
-                <w:rFonts w:ascii="宋体" w:hAnsi="宋体" w:eastAsia="宋体" w:cs="宋体"/>
-                <w:b/>
-                <w:bCs/>
-                <w:color w:val="000000"/>
-                <w:sz w:val="22"/>
-                <w:szCs w:val="22"/>
-              </w:rPr>
-              <w:t>星    期</w:t>
+                <w:b w:val="0"/>
+                <w:sz w:val="20"/>
+              </w:rPr>
+              <w:t>星期六</w:t>
             </w:r>
           </w:p>
         </w:tc>
@@ -322,9 +321,15 @@
           </w:tcPr>
           <w:p>
             <w:pPr>
-              <w:spacing w:before="60" w:after="60"/>
-              <w:jc w:val="center"/>
+              <w:jc w:val="left"/>
             </w:pPr>
+            <w:r>
+              <w:rPr>
+                <w:b w:val="0"/>
+                <w:sz w:val="20"/>
+              </w:rPr>
+              <w:t>星期六</w:t>
+            </w:r>
           </w:p>
         </w:tc>
       </w:tr>
@@ -398,14 +403,21 @@
           </w:tcPr>
           <w:p>
             <w:pPr>
-              <w:spacing w:before="60" w:after="60"/>
-              <w:jc w:val="center"/>
+              <w:jc w:val="left"/>
             </w:pPr>
+            <w:r>
+              <w:rPr>
+                <w:b w:val="0"/>
+                <w:sz w:val="20"/>
+              </w:rPr>
+              <w:t>周边有零星小雨 16℃</w:t>
+            </w:r>
           </w:p>
         </w:tc>
         <w:tc>
           <w:tcPr>
             <w:tcW w:w="1690" w:type="dxa"/>
+            <w:gridSpan w:val="2"/>
             <w:tcBorders>
               <w:tl2br w:val="nil"/>
               <w:tr2bl w:val="nil"/>
@@ -421,24 +433,14 @@
           </w:tcPr>
           <w:p>
             <w:pPr>
-              <w:spacing w:before="60" w:after="60"/>
-              <w:jc w:val="center"/>
-              <w:rPr>
-                <w:rFonts w:hint="eastAsia" w:eastAsia="宋体"/>
-                <w:lang w:eastAsia="zh-CN"/>
-              </w:rPr>
+              <w:jc w:val="left"/>
             </w:pPr>
             <w:r>
               <w:rPr>
-                <w:rFonts w:hint="eastAsia" w:cs="宋体"/>
-                <w:b/>
-                <w:bCs/>
-                <w:color w:val="000000"/>
-                <w:sz w:val="22"/>
-                <w:szCs w:val="22"/>
-                <w:lang w:val="en-US" w:eastAsia="zh-CN"/>
-              </w:rPr>
-              <w:t>安全员</w:t>
+                <w:b w:val="0"/>
+                <w:sz w:val="20"/>
+              </w:rPr>
+              <w:t>孙斌</w:t>
             </w:r>
           </w:p>
         </w:tc>
@@ -460,9 +462,15 @@
           </w:tcPr>
           <w:p>
             <w:pPr>
-              <w:spacing w:before="60" w:after="60"/>
-              <w:jc w:val="center"/>
+              <w:jc w:val="left"/>
             </w:pPr>
+            <w:r>
+              <w:rPr>
+                <w:b w:val="0"/>
+                <w:sz w:val="20"/>
+              </w:rPr>
+              <w:t>孙斌</w:t>
+            </w:r>
           </w:p>
         </w:tc>
       </w:tr>
@@ -484,12 +492,12 @@
           </w:tblCellMar>
         </w:tblPrEx>
         <w:trPr>
-          <w:trHeight w:val="415" w:hRule="atLeast"/>
+          <w:trHeight w:val="415" w:hRule="exact"/>
         </w:trPr>
         <w:tc>
           <w:tcPr>
             <w:tcW w:w="9774" w:type="dxa"/>
-            <w:gridSpan w:val="4"/>
+            <w:gridSpan w:val="5"/>
             <w:tcBorders>
               <w:tl2br w:val="nil"/>
               <w:tr2bl w:val="nil"/>
@@ -508,8 +516,8 @@
               <w:spacing w:before="0" w:after="80"/>
               <w:jc w:val="center"/>
               <w:rPr>
-                <w:rFonts w:hint="default" w:eastAsia="宋体"/>
-                <w:lang w:val="en-US" w:eastAsia="zh-CN"/>
+                <w:rFonts w:hint="eastAsia" w:eastAsia="宋体"/>
+                <w:lang w:eastAsia="zh-CN"/>
               </w:rPr>
             </w:pPr>
             <w:r>
@@ -521,6 +529,8 @@
               </w:rPr>
               <w:t>作业票据</w:t>
             </w:r>
+            <w:bookmarkStart w:id="0" w:name="_GoBack"/>
+            <w:bookmarkEnd w:id="0"/>
           </w:p>
         </w:tc>
       </w:tr>
@@ -542,12 +552,12 @@
           </w:tblCellMar>
         </w:tblPrEx>
         <w:trPr>
-          <w:trHeight w:val="2048" w:hRule="atLeast"/>
+          <w:trHeight w:val="2048" w:hRule="exact"/>
         </w:trPr>
         <w:tc>
           <w:tcPr>
-            <w:tcW w:w="9774" w:type="dxa"/>
-            <w:gridSpan w:val="4"/>
+            <w:tcW w:w="4887" w:type="dxa"/>
+            <w:gridSpan w:val="3"/>
             <w:tcBorders>
               <w:tl2br w:val="nil"/>
               <w:tr2bl w:val="nil"/>
@@ -561,11 +571,403 @@
             </w:tcMar>
             <w:vAlign w:val="center"/>
           </w:tcPr>
+          <w:p/>
+          <w:p>
+            <w:r>
+              <w:rPr>
+                <w:sz w:val="18"/>
+              </w:rPr>
+              <w:t>1. 受限空间作业票  区域：塔下厂房  责任人：孙斌</w:t>
+            </w:r>
+          </w:p>
+          <w:p>
+            <w:r>
+              <w:rPr>
+                <w:sz w:val="18"/>
+              </w:rPr>
+              <w:t>2. 动土作业票  区域：塔下厂房  责任人：孙斌</w:t>
+            </w:r>
+          </w:p>
+        </w:tc>
+        <w:tc>
+          <w:tcPr>
+            <w:tcW w:w="4887" w:type="dxa"/>
+            <w:gridSpan w:val="2"/>
+            <w:tcBorders>
+              <w:tl2br w:val="nil"/>
+              <w:tr2bl w:val="nil"/>
+            </w:tcBorders>
+            <w:shd w:val="clear" w:color="auto" w:fill="FFFFFF" w:themeFill="background1"/>
+            <w:tcMar>
+              <w:top w:w="100" w:type="dxa"/>
+              <w:left w:w="200" w:type="dxa"/>
+              <w:bottom w:w="100" w:type="dxa"/>
+              <w:right w:w="200" w:type="dxa"/>
+            </w:tcMar>
+            <w:vAlign w:val="center"/>
+          </w:tcPr>
+          <w:p>
+            <w:pPr>
+              <w:jc w:val="both"/>
+            </w:pPr>
+            <w:r>
+              <w:drawing>
+                <wp:inline distT="0" distB="0" distL="114300" distR="114300">
+                  <wp:extent cx="572135" cy="1079500"/>
+                  <wp:effectExtent l="0" t="0" r="12065" b="0"/>
+                  <wp:docPr id="1" name="Picture 1"/>
+                  <wp:cNvGraphicFramePr>
+                    <a:graphicFrameLocks xmlns:a="http://schemas.openxmlformats.org/drawingml/2006/main" noChangeAspect="1"/>
+                  </wp:cNvGraphicFramePr>
+                  <a:graphic xmlns:a="http://schemas.openxmlformats.org/drawingml/2006/main">
+                    <a:graphicData uri="http://schemas.openxmlformats.org/drawingml/2006/picture">
+                      <pic:pic xmlns:pic="http://schemas.openxmlformats.org/drawingml/2006/picture">
+                        <pic:nvPicPr>
+                          <pic:cNvPr id="1" name="Picture 1"/>
+                          <pic:cNvPicPr>
+                            <a:picLocks noChangeAspect="1"/>
+                          </pic:cNvPicPr>
+                        </pic:nvPicPr>
+                        <pic:blipFill>
+                          <a:blip r:embed="rId5"/>
+                          <a:stretch>
+                            <a:fillRect/>
+                          </a:stretch>
+                        </pic:blipFill>
+                        <pic:spPr>
+                          <a:xfrm>
+                            <a:off x="0" y="0"/>
+                            <a:ext cx="572606" cy="1080000"/>
+                          </a:xfrm>
+                          <a:prstGeom prst="rect">
+                            <a:avLst/>
+                          </a:prstGeom>
+                        </pic:spPr>
+                      </pic:pic>
+                    </a:graphicData>
+                  </a:graphic>
+                </wp:inline>
+              </w:drawing>
+            </w:r>
+            <w:r>
+              <w:drawing>
+                <wp:inline distT="0" distB="0" distL="114300" distR="114300">
+                  <wp:extent cx="572135" cy="1079500"/>
+                  <wp:effectExtent l="0" t="0" r="12065" b="0"/>
+                  <wp:docPr id="2" name="Picture 2"/>
+                  <wp:cNvGraphicFramePr>
+                    <a:graphicFrameLocks xmlns:a="http://schemas.openxmlformats.org/drawingml/2006/main" noChangeAspect="1"/>
+                  </wp:cNvGraphicFramePr>
+                  <a:graphic xmlns:a="http://schemas.openxmlformats.org/drawingml/2006/main">
+                    <a:graphicData uri="http://schemas.openxmlformats.org/drawingml/2006/picture">
+                      <pic:pic xmlns:pic="http://schemas.openxmlformats.org/drawingml/2006/picture">
+                        <pic:nvPicPr>
+                          <pic:cNvPr id="2" name="Picture 2"/>
+                          <pic:cNvPicPr>
+                            <a:picLocks noChangeAspect="1"/>
+                          </pic:cNvPicPr>
+                        </pic:nvPicPr>
+                        <pic:blipFill>
+                          <a:blip r:embed="rId6"/>
+                          <a:stretch>
+                            <a:fillRect/>
+                          </a:stretch>
+                        </pic:blipFill>
+                        <pic:spPr>
+                          <a:xfrm>
+                            <a:off x="0" y="0"/>
+                            <a:ext cx="572606" cy="1080000"/>
+                          </a:xfrm>
+                          <a:prstGeom prst="rect">
+                            <a:avLst/>
+                          </a:prstGeom>
+                        </pic:spPr>
+                      </pic:pic>
+                    </a:graphicData>
+                  </a:graphic>
+                </wp:inline>
+              </w:drawing>
+            </w:r>
+          </w:p>
+        </w:tc>
+      </w:tr>
+      <w:tr>
+        <w:tblPrEx>
+          <w:tblBorders>
+            <w:top w:val="single" w:color="000000" w:themeColor="text1" w:sz="8" w:space="0"/>
+            <w:left w:val="single" w:color="000000" w:themeColor="text1" w:sz="8" w:space="0"/>
+            <w:bottom w:val="single" w:color="000000" w:themeColor="text1" w:sz="8" w:space="0"/>
+            <w:right w:val="single" w:color="000000" w:themeColor="text1" w:sz="8" w:space="0"/>
+            <w:insideH w:val="single" w:color="000000" w:themeColor="text1" w:sz="8" w:space="0"/>
+            <w:insideV w:val="single" w:color="000000" w:themeColor="text1" w:sz="8" w:space="0"/>
+          </w:tblBorders>
+          <w:tblCellMar>
+            <w:top w:w="0" w:type="dxa"/>
+            <w:left w:w="10" w:type="dxa"/>
+            <w:bottom w:w="0" w:type="dxa"/>
+            <w:right w:w="10" w:type="dxa"/>
+          </w:tblCellMar>
+        </w:tblPrEx>
+        <w:trPr>
+          <w:trHeight w:val="292" w:hRule="exact"/>
+        </w:trPr>
+        <w:tc>
+          <w:tcPr>
+            <w:tcW w:w="4887" w:type="dxa"/>
+            <w:gridSpan w:val="3"/>
+            <w:tcBorders>
+              <w:tl2br w:val="nil"/>
+              <w:tr2bl w:val="nil"/>
+            </w:tcBorders>
+            <w:shd w:val="clear" w:color="auto" w:fill="FFFFFF" w:themeFill="background1"/>
+            <w:tcMar>
+              <w:top w:w="100" w:type="dxa"/>
+              <w:left w:w="200" w:type="dxa"/>
+              <w:bottom w:w="100" w:type="dxa"/>
+              <w:right w:w="200" w:type="dxa"/>
+            </w:tcMar>
+            <w:vAlign w:val="center"/>
+          </w:tcPr>
           <w:p>
             <w:pPr>
               <w:spacing w:before="0" w:after="80"/>
               <w:jc w:val="center"/>
+              <w:rPr>
+                <w:rFonts w:hint="default" w:eastAsia="宋体"/>
+                <w:lang w:val="en-US" w:eastAsia="zh-CN"/>
+              </w:rPr>
             </w:pPr>
+            <w:r>
+              <w:rPr>
+                <w:rFonts w:hint="eastAsia"/>
+                <w:b/>
+                <w:bCs/>
+                <w:lang w:val="en-US" w:eastAsia="zh-CN"/>
+              </w:rPr>
+              <w:t>隐患排查</w:t>
+            </w:r>
+          </w:p>
+        </w:tc>
+        <w:tc>
+          <w:tcPr>
+            <w:tcW w:w="4887" w:type="dxa"/>
+            <w:gridSpan w:val="2"/>
+            <w:tcBorders>
+              <w:tl2br w:val="nil"/>
+              <w:tr2bl w:val="nil"/>
+            </w:tcBorders>
+            <w:shd w:val="clear" w:color="auto" w:fill="FFFFFF" w:themeFill="background1"/>
+            <w:tcMar>
+              <w:top w:w="100" w:type="dxa"/>
+              <w:left w:w="200" w:type="dxa"/>
+              <w:bottom w:w="100" w:type="dxa"/>
+              <w:right w:w="200" w:type="dxa"/>
+            </w:tcMar>
+            <w:vAlign w:val="center"/>
+          </w:tcPr>
+          <w:p>
+            <w:pPr>
+              <w:spacing w:before="0" w:after="80"/>
+              <w:jc w:val="center"/>
+              <w:rPr>
+                <w:rFonts w:hint="eastAsia"/>
+                <w:b/>
+                <w:bCs/>
+                <w:lang w:val="en-US" w:eastAsia="zh-CN"/>
+              </w:rPr>
+            </w:pPr>
+            <w:r>
+              <w:rPr>
+                <w:rFonts w:hint="eastAsia"/>
+                <w:b/>
+                <w:bCs/>
+                <w:lang w:val="en-US" w:eastAsia="zh-CN"/>
+              </w:rPr>
+              <w:t>整改照片</w:t>
+            </w:r>
+          </w:p>
+        </w:tc>
+      </w:tr>
+      <w:tr>
+        <w:tblPrEx>
+          <w:tblBorders>
+            <w:top w:val="single" w:color="000000" w:themeColor="text1" w:sz="8" w:space="0"/>
+            <w:left w:val="single" w:color="000000" w:themeColor="text1" w:sz="8" w:space="0"/>
+            <w:bottom w:val="single" w:color="000000" w:themeColor="text1" w:sz="8" w:space="0"/>
+            <w:right w:val="single" w:color="000000" w:themeColor="text1" w:sz="8" w:space="0"/>
+            <w:insideH w:val="single" w:color="000000" w:themeColor="text1" w:sz="8" w:space="0"/>
+            <w:insideV w:val="single" w:color="000000" w:themeColor="text1" w:sz="8" w:space="0"/>
+          </w:tblBorders>
+          <w:tblCellMar>
+            <w:top w:w="0" w:type="dxa"/>
+            <w:left w:w="10" w:type="dxa"/>
+            <w:bottom w:w="0" w:type="dxa"/>
+            <w:right w:w="10" w:type="dxa"/>
+          </w:tblCellMar>
+        </w:tblPrEx>
+        <w:trPr>
+          <w:trHeight w:val="1800" w:hRule="exact"/>
+        </w:trPr>
+        <w:tc>
+          <w:tcPr>
+            <w:tcW w:w="4887" w:type="dxa"/>
+            <w:gridSpan w:val="3"/>
+            <w:tcBorders>
+              <w:tl2br w:val="nil"/>
+              <w:tr2bl w:val="nil"/>
+            </w:tcBorders>
+            <w:shd w:val="clear" w:color="auto" w:fill="FFFFFF" w:themeFill="background1"/>
+            <w:tcMar>
+              <w:top w:w="100" w:type="dxa"/>
+              <w:left w:w="200" w:type="dxa"/>
+              <w:bottom w:w="100" w:type="dxa"/>
+              <w:right w:w="200" w:type="dxa"/>
+            </w:tcMar>
+            <w:vAlign w:val="top"/>
+          </w:tcPr>
+          <w:p>
+            <w:pPr>
+              <w:jc w:val="left"/>
+            </w:pPr>
+            <w:r>
+              <w:rPr>
+                <w:b w:val="0"/>
+                <w:sz w:val="18"/>
+              </w:rPr>
+              <w:t>隐患 1</w:t>
+            </w:r>
+            <w:r>
+              <w:rPr>
+                <w:b w:val="0"/>
+                <w:sz w:val="18"/>
+              </w:rPr>
+              <w:br w:type="textWrapping"/>
+            </w:r>
+            <w:r>
+              <w:rPr>
+                <w:b w:val="0"/>
+                <w:sz w:val="18"/>
+              </w:rPr>
+              <w:t>区域：塔下厂房</w:t>
+            </w:r>
+            <w:r>
+              <w:rPr>
+                <w:b w:val="0"/>
+                <w:sz w:val="18"/>
+              </w:rPr>
+              <w:br w:type="textWrapping"/>
+            </w:r>
+            <w:r>
+              <w:rPr>
+                <w:b w:val="0"/>
+                <w:sz w:val="18"/>
+              </w:rPr>
+              <w:t>任务：4米深钢结构基坑开挖安全管控</w:t>
+            </w:r>
+            <w:r>
+              <w:rPr>
+                <w:b w:val="0"/>
+                <w:sz w:val="18"/>
+              </w:rPr>
+              <w:br w:type="textWrapping"/>
+            </w:r>
+            <w:r>
+              <w:rPr>
+                <w:b w:val="0"/>
+                <w:sz w:val="18"/>
+              </w:rPr>
+              <w:t>风险描述：上下通道风险</w:t>
+            </w:r>
+            <w:r>
+              <w:rPr>
+                <w:b w:val="0"/>
+                <w:sz w:val="18"/>
+              </w:rPr>
+              <w:br w:type="textWrapping"/>
+            </w:r>
+            <w:r>
+              <w:rPr>
+                <w:b w:val="0"/>
+                <w:sz w:val="18"/>
+              </w:rPr>
+              <w:t>排查要点：检查是否设置专用爬梯（宽度≥0.6米、坡度≤75°、踏步间距≤0.3米）或斜道（坡度≤1:3）</w:t>
+            </w:r>
+            <w:r>
+              <w:rPr>
+                <w:b w:val="0"/>
+                <w:sz w:val="18"/>
+              </w:rPr>
+              <w:br w:type="textWrapping"/>
+            </w:r>
+            <w:r>
+              <w:rPr>
+                <w:b w:val="0"/>
+                <w:sz w:val="18"/>
+              </w:rPr>
+              <w:t>排查时间：2026-05-02 00:10</w:t>
+            </w:r>
+          </w:p>
+        </w:tc>
+        <w:tc>
+          <w:tcPr>
+            <w:tcW w:w="4887" w:type="dxa"/>
+            <w:gridSpan w:val="2"/>
+            <w:tcBorders>
+              <w:tl2br w:val="nil"/>
+              <w:tr2bl w:val="nil"/>
+            </w:tcBorders>
+            <w:shd w:val="clear" w:color="auto" w:fill="FFFFFF" w:themeFill="background1"/>
+            <w:tcMar>
+              <w:top w:w="100" w:type="dxa"/>
+              <w:left w:w="200" w:type="dxa"/>
+              <w:bottom w:w="100" w:type="dxa"/>
+              <w:right w:w="200" w:type="dxa"/>
+            </w:tcMar>
+            <w:vAlign w:val="top"/>
+          </w:tcPr>
+          <w:p>
+            <w:pPr>
+              <w:jc w:val="both"/>
+            </w:pPr>
+            <w:r>
+              <w:drawing>
+                <wp:inline distT="0" distB="0" distL="114300" distR="114300">
+                  <wp:extent cx="572135" cy="1079500"/>
+                  <wp:effectExtent l="0" t="0" r="12065" b="0"/>
+                  <wp:docPr id="3" name="Picture 3"/>
+                  <wp:cNvGraphicFramePr>
+                    <a:graphicFrameLocks xmlns:a="http://schemas.openxmlformats.org/drawingml/2006/main" noChangeAspect="1"/>
+                  </wp:cNvGraphicFramePr>
+                  <a:graphic xmlns:a="http://schemas.openxmlformats.org/drawingml/2006/main">
+                    <a:graphicData uri="http://schemas.openxmlformats.org/drawingml/2006/picture">
+                      <pic:pic xmlns:pic="http://schemas.openxmlformats.org/drawingml/2006/picture">
+                        <pic:nvPicPr>
+                          <pic:cNvPr id="3" name="Picture 3"/>
+                          <pic:cNvPicPr>
+                            <a:picLocks noChangeAspect="1"/>
+                          </pic:cNvPicPr>
+                        </pic:nvPicPr>
+                        <pic:blipFill>
+                          <a:blip r:embed="rId7"/>
+                          <a:stretch>
+                            <a:fillRect/>
+                          </a:stretch>
+                        </pic:blipFill>
+                        <pic:spPr>
+                          <a:xfrm>
+                            <a:off x="0" y="0"/>
+                            <a:ext cx="572606" cy="1080000"/>
+                          </a:xfrm>
+                          <a:prstGeom prst="rect">
+                            <a:avLst/>
+                          </a:prstGeom>
+                        </pic:spPr>
+                      </pic:pic>
+                    </a:graphicData>
+                  </a:graphic>
+                </wp:inline>
+              </w:drawing>
+            </w:r>
           </w:p>
         </w:tc>
       </w:tr>
@@ -588,88 +990,208 @@
           </w:tblCellMar>
         </w:tblPrEx>
         <w:trPr>
-          <w:trHeight w:val="292" w:hRule="atLeast"/>
+          <w:trHeight w:val="1991" w:hRule="exact"/>
         </w:trPr>
         <w:tc>
           <w:tcPr>
-            <w:tcW w:w="9774" w:type="dxa"/>
-            <w:gridSpan w:val="4"/>
+            <w:tcW w:w="4887" w:type="dxa"/>
+            <w:gridSpan w:val="3"/>
             <w:tcBorders>
               <w:tl2br w:val="nil"/>
               <w:tr2bl w:val="nil"/>
             </w:tcBorders>
             <w:shd w:val="clear" w:color="auto" w:fill="FFFFFF" w:themeFill="background1"/>
             <w:tcMar>
-              <w:top w:w="100" w:type="dxa"/>
-              <w:left w:w="200" w:type="dxa"/>
-              <w:bottom w:w="100" w:type="dxa"/>
-              <w:right w:w="200" w:type="dxa"/>
+              <w:top w:w="80" w:type="dxa"/>
+              <w:left w:w="150" w:type="dxa"/>
+              <w:bottom w:w="80" w:type="dxa"/>
+              <w:right w:w="150" w:type="dxa"/>
             </w:tcMar>
-            <w:vAlign w:val="center"/>
           </w:tcPr>
           <w:p>
             <w:pPr>
-              <w:spacing w:before="0" w:after="80"/>
-              <w:jc w:val="center"/>
-              <w:rPr>
-                <w:rFonts w:hint="default" w:eastAsia="宋体"/>
-                <w:lang w:val="en-US" w:eastAsia="zh-CN"/>
-              </w:rPr>
+              <w:jc w:val="left"/>
             </w:pPr>
             <w:r>
               <w:rPr>
-                <w:rFonts w:hint="eastAsia"/>
-                <w:b/>
-                <w:bCs/>
-                <w:lang w:val="en-US" w:eastAsia="zh-CN"/>
-              </w:rPr>
-              <w:t>隐患排查</w:t>
+                <w:b w:val="0"/>
+                <w:sz w:val="18"/>
+              </w:rPr>
+              <w:t>隐患 2</w:t>
+            </w:r>
+            <w:r>
+              <w:rPr>
+                <w:b w:val="0"/>
+                <w:sz w:val="18"/>
+              </w:rPr>
+              <w:br w:type="textWrapping"/>
+            </w:r>
+            <w:r>
+              <w:rPr>
+                <w:b w:val="0"/>
+                <w:sz w:val="18"/>
+              </w:rPr>
+              <w:t>区域：塔下厂房</w:t>
+            </w:r>
+            <w:r>
+              <w:rPr>
+                <w:b w:val="0"/>
+                <w:sz w:val="18"/>
+              </w:rPr>
+              <w:br w:type="textWrapping"/>
+            </w:r>
+            <w:r>
+              <w:rPr>
+                <w:b w:val="0"/>
+                <w:sz w:val="18"/>
+              </w:rPr>
+              <w:t>任务：4米深钢结构基坑开挖安全管控</w:t>
+            </w:r>
+            <w:r>
+              <w:rPr>
+                <w:b w:val="0"/>
+                <w:sz w:val="18"/>
+              </w:rPr>
+              <w:br w:type="textWrapping"/>
+            </w:r>
+            <w:r>
+              <w:rPr>
+                <w:b w:val="0"/>
+                <w:sz w:val="18"/>
+              </w:rPr>
+              <w:t>风险描述：人员高坠风险</w:t>
+            </w:r>
+            <w:r>
+              <w:rPr>
+                <w:b w:val="0"/>
+                <w:sz w:val="18"/>
+              </w:rPr>
+              <w:br w:type="textWrapping"/>
+            </w:r>
+            <w:r>
+              <w:rPr>
+                <w:b w:val="0"/>
+                <w:sz w:val="18"/>
+              </w:rPr>
+              <w:t>排查要点：检查基坑临边是否设置1.2米高防护栏杆（含横杆、立杆、踢脚板）、安全网是否完整</w:t>
+            </w:r>
+            <w:r>
+              <w:rPr>
+                <w:b w:val="0"/>
+                <w:sz w:val="18"/>
+              </w:rPr>
+              <w:br w:type="textWrapping"/>
+            </w:r>
+            <w:r>
+              <w:rPr>
+                <w:b w:val="0"/>
+                <w:sz w:val="18"/>
+              </w:rPr>
+              <w:t>排查时间：2026-05-02 00:09</w:t>
             </w:r>
           </w:p>
         </w:tc>
-      </w:tr>
-      <w:tr>
-        <w:tblPrEx>
-          <w:tblBorders>
-            <w:top w:val="single" w:color="000000" w:themeColor="text1" w:sz="8" w:space="0"/>
-            <w:left w:val="single" w:color="000000" w:themeColor="text1" w:sz="8" w:space="0"/>
-            <w:bottom w:val="single" w:color="000000" w:themeColor="text1" w:sz="8" w:space="0"/>
-            <w:right w:val="single" w:color="000000" w:themeColor="text1" w:sz="8" w:space="0"/>
-            <w:insideH w:val="single" w:color="000000" w:themeColor="text1" w:sz="8" w:space="0"/>
-            <w:insideV w:val="single" w:color="000000" w:themeColor="text1" w:sz="8" w:space="0"/>
-          </w:tblBorders>
-          <w:tblCellMar>
-            <w:top w:w="0" w:type="dxa"/>
-            <w:left w:w="10" w:type="dxa"/>
-            <w:bottom w:w="0" w:type="dxa"/>
-            <w:right w:w="10" w:type="dxa"/>
-          </w:tblCellMar>
-        </w:tblPrEx>
-        <w:trPr>
-          <w:trHeight w:val="2042" w:hRule="atLeast"/>
-        </w:trPr>
         <w:tc>
           <w:tcPr>
-            <w:tcW w:w="9774" w:type="dxa"/>
-            <w:gridSpan w:val="4"/>
+            <w:tcW w:w="4887" w:type="dxa"/>
+            <w:gridSpan w:val="2"/>
             <w:tcBorders>
               <w:tl2br w:val="nil"/>
               <w:tr2bl w:val="nil"/>
             </w:tcBorders>
             <w:shd w:val="clear" w:color="auto" w:fill="FFFFFF" w:themeFill="background1"/>
             <w:tcMar>
-              <w:top w:w="100" w:type="dxa"/>
-              <w:left w:w="200" w:type="dxa"/>
-              <w:bottom w:w="100" w:type="dxa"/>
-              <w:right w:w="200" w:type="dxa"/>
+              <w:top w:w="80" w:type="dxa"/>
+              <w:left w:w="150" w:type="dxa"/>
+              <w:bottom w:w="80" w:type="dxa"/>
+              <w:right w:w="150" w:type="dxa"/>
             </w:tcMar>
-            <w:vAlign w:val="top"/>
           </w:tcPr>
           <w:p>
             <w:pPr>
-              <w:spacing w:before="0" w:after="80"/>
-              <w:jc w:val="center"/>
+              <w:jc w:val="both"/>
             </w:pPr>
+            <w:r>
+              <w:drawing>
+                <wp:inline distT="0" distB="0" distL="114300" distR="114300">
+                  <wp:extent cx="534035" cy="1007745"/>
+                  <wp:effectExtent l="0" t="0" r="12065" b="8255"/>
+                  <wp:docPr id="4" name="Picture 4"/>
+                  <wp:cNvGraphicFramePr>
+                    <a:graphicFrameLocks xmlns:a="http://schemas.openxmlformats.org/drawingml/2006/main" noChangeAspect="1"/>
+                  </wp:cNvGraphicFramePr>
+                  <a:graphic xmlns:a="http://schemas.openxmlformats.org/drawingml/2006/main">
+                    <a:graphicData uri="http://schemas.openxmlformats.org/drawingml/2006/picture">
+                      <pic:pic xmlns:pic="http://schemas.openxmlformats.org/drawingml/2006/picture">
+                        <pic:nvPicPr>
+                          <pic:cNvPr id="4" name="Picture 4"/>
+                          <pic:cNvPicPr>
+                            <a:picLocks noChangeAspect="1"/>
+                          </pic:cNvPicPr>
+                        </pic:nvPicPr>
+                        <pic:blipFill>
+                          <a:blip r:embed="rId8"/>
+                          <a:stretch>
+                            <a:fillRect/>
+                          </a:stretch>
+                        </pic:blipFill>
+                        <pic:spPr>
+                          <a:xfrm>
+                            <a:off x="0" y="0"/>
+                            <a:ext cx="534432" cy="1007999"/>
+                          </a:xfrm>
+                          <a:prstGeom prst="rect">
+                            <a:avLst/>
+                          </a:prstGeom>
+                        </pic:spPr>
+                      </pic:pic>
+                    </a:graphicData>
+                  </a:graphic>
+                </wp:inline>
+              </w:drawing>
+            </w:r>
+            <w:r>
+              <w:t xml:space="preserve"> </w:t>
+            </w:r>
+            <w:r>
+              <w:drawing>
+                <wp:inline distT="0" distB="0" distL="114300" distR="114300">
+                  <wp:extent cx="534035" cy="1007745"/>
+                  <wp:effectExtent l="0" t="0" r="12065" b="8255"/>
+                  <wp:docPr id="5" name="Picture 5"/>
+                  <wp:cNvGraphicFramePr>
+                    <a:graphicFrameLocks xmlns:a="http://schemas.openxmlformats.org/drawingml/2006/main" noChangeAspect="1"/>
+                  </wp:cNvGraphicFramePr>
+                  <a:graphic xmlns:a="http://schemas.openxmlformats.org/drawingml/2006/main">
+                    <a:graphicData uri="http://schemas.openxmlformats.org/drawingml/2006/picture">
+                      <pic:pic xmlns:pic="http://schemas.openxmlformats.org/drawingml/2006/picture">
+                        <pic:nvPicPr>
+                          <pic:cNvPr id="5" name="Picture 5"/>
+                          <pic:cNvPicPr>
+                            <a:picLocks noChangeAspect="1"/>
+                          </pic:cNvPicPr>
+                        </pic:nvPicPr>
+                        <pic:blipFill>
+                          <a:blip r:embed="rId9"/>
+                          <a:stretch>
+                            <a:fillRect/>
+                          </a:stretch>
+                        </pic:blipFill>
+                        <pic:spPr>
+                          <a:xfrm>
+                            <a:off x="0" y="0"/>
+                            <a:ext cx="534432" cy="1007999"/>
+                          </a:xfrm>
+                          <a:prstGeom prst="rect">
+                            <a:avLst/>
+                          </a:prstGeom>
+                        </pic:spPr>
+                      </pic:pic>
+                    </a:graphicData>
+                  </a:graphic>
+                </wp:inline>
+              </w:drawing>
+            </w:r>
           </w:p>
         </w:tc>
       </w:tr>
@@ -692,12 +1214,12 @@
           </w:tblCellMar>
         </w:tblPrEx>
         <w:trPr>
-          <w:trHeight w:val="1991" w:hRule="atLeast"/>
+          <w:trHeight w:val="1991" w:hRule="exact"/>
         </w:trPr>
         <w:tc>
           <w:tcPr>
-            <w:tcW w:w="9774" w:type="dxa"/>
-            <w:gridSpan w:val="4"/>
+            <w:tcW w:w="4887" w:type="dxa"/>
+            <w:gridSpan w:val="3"/>
             <w:tcBorders>
               <w:tl2br w:val="nil"/>
               <w:tr2bl w:val="nil"/>
@@ -709,12 +1231,376 @@
               <w:bottom w:w="80" w:type="dxa"/>
               <w:right w:w="150" w:type="dxa"/>
             </w:tcMar>
+            <w:vAlign w:val="top"/>
           </w:tcPr>
           <w:p>
             <w:pPr>
-              <w:spacing w:before="40" w:after="40"/>
-              <w:jc w:val="center"/>
+              <w:jc w:val="left"/>
             </w:pPr>
+            <w:r>
+              <w:rPr>
+                <w:b w:val="0"/>
+                <w:sz w:val="18"/>
+              </w:rPr>
+              <w:t>隐患 3</w:t>
+            </w:r>
+            <w:r>
+              <w:rPr>
+                <w:b w:val="0"/>
+                <w:sz w:val="18"/>
+              </w:rPr>
+              <w:br w:type="textWrapping"/>
+            </w:r>
+            <w:r>
+              <w:rPr>
+                <w:b w:val="0"/>
+                <w:sz w:val="18"/>
+              </w:rPr>
+              <w:t>区域：塔下厂房</w:t>
+            </w:r>
+            <w:r>
+              <w:rPr>
+                <w:b w:val="0"/>
+                <w:sz w:val="18"/>
+              </w:rPr>
+              <w:br w:type="textWrapping"/>
+            </w:r>
+            <w:r>
+              <w:rPr>
+                <w:b w:val="0"/>
+                <w:sz w:val="18"/>
+              </w:rPr>
+              <w:t>任务：4米深钢结构基坑开挖安全管控</w:t>
+            </w:r>
+            <w:r>
+              <w:rPr>
+                <w:b w:val="0"/>
+                <w:sz w:val="18"/>
+              </w:rPr>
+              <w:br w:type="textWrapping"/>
+            </w:r>
+            <w:r>
+              <w:rPr>
+                <w:b w:val="0"/>
+                <w:sz w:val="18"/>
+              </w:rPr>
+              <w:t>风险描述：基坑坍塌风险</w:t>
+            </w:r>
+            <w:r>
+              <w:rPr>
+                <w:b w:val="0"/>
+                <w:sz w:val="18"/>
+              </w:rPr>
+              <w:br w:type="textWrapping"/>
+            </w:r>
+            <w:r>
+              <w:rPr>
+                <w:b w:val="0"/>
+                <w:sz w:val="18"/>
+              </w:rPr>
+              <w:t>排查要点：检查边坡坡度是否按1:0.5放坡、坡顶有无裂缝、坑壁有无渗水、支护结构是否变形</w:t>
+            </w:r>
+            <w:r>
+              <w:rPr>
+                <w:b w:val="0"/>
+                <w:sz w:val="18"/>
+              </w:rPr>
+              <w:br w:type="textWrapping"/>
+            </w:r>
+            <w:r>
+              <w:rPr>
+                <w:b w:val="0"/>
+                <w:sz w:val="18"/>
+              </w:rPr>
+              <w:t>排查时间：2026-05-02 00:09</w:t>
+            </w:r>
+          </w:p>
+        </w:tc>
+        <w:tc>
+          <w:tcPr>
+            <w:tcW w:w="4887" w:type="dxa"/>
+            <w:gridSpan w:val="2"/>
+            <w:tcBorders>
+              <w:tl2br w:val="nil"/>
+              <w:tr2bl w:val="nil"/>
+            </w:tcBorders>
+            <w:shd w:val="clear" w:color="auto" w:fill="FFFFFF" w:themeFill="background1"/>
+            <w:tcMar>
+              <w:top w:w="80" w:type="dxa"/>
+              <w:left w:w="150" w:type="dxa"/>
+              <w:bottom w:w="80" w:type="dxa"/>
+              <w:right w:w="150" w:type="dxa"/>
+            </w:tcMar>
+            <w:vAlign w:val="top"/>
+          </w:tcPr>
+          <w:p>
+            <w:pPr>
+              <w:jc w:val="both"/>
+            </w:pPr>
+            <w:r>
+              <w:drawing>
+                <wp:inline distT="0" distB="0" distL="114300" distR="114300">
+                  <wp:extent cx="534035" cy="1007745"/>
+                  <wp:effectExtent l="0" t="0" r="12065" b="8255"/>
+                  <wp:docPr id="6" name="Picture 6"/>
+                  <wp:cNvGraphicFramePr>
+                    <a:graphicFrameLocks xmlns:a="http://schemas.openxmlformats.org/drawingml/2006/main" noChangeAspect="1"/>
+                  </wp:cNvGraphicFramePr>
+                  <a:graphic xmlns:a="http://schemas.openxmlformats.org/drawingml/2006/main">
+                    <a:graphicData uri="http://schemas.openxmlformats.org/drawingml/2006/picture">
+                      <pic:pic xmlns:pic="http://schemas.openxmlformats.org/drawingml/2006/picture">
+                        <pic:nvPicPr>
+                          <pic:cNvPr id="6" name="Picture 6"/>
+                          <pic:cNvPicPr>
+                            <a:picLocks noChangeAspect="1"/>
+                          </pic:cNvPicPr>
+                        </pic:nvPicPr>
+                        <pic:blipFill>
+                          <a:blip r:embed="rId10"/>
+                          <a:stretch>
+                            <a:fillRect/>
+                          </a:stretch>
+                        </pic:blipFill>
+                        <pic:spPr>
+                          <a:xfrm>
+                            <a:off x="0" y="0"/>
+                            <a:ext cx="534432" cy="1007999"/>
+                          </a:xfrm>
+                          <a:prstGeom prst="rect">
+                            <a:avLst/>
+                          </a:prstGeom>
+                        </pic:spPr>
+                      </pic:pic>
+                    </a:graphicData>
+                  </a:graphic>
+                </wp:inline>
+              </w:drawing>
+            </w:r>
+            <w:r>
+              <w:t xml:space="preserve"> </w:t>
+            </w:r>
+            <w:r>
+              <w:drawing>
+                <wp:inline distT="0" distB="0" distL="114300" distR="114300">
+                  <wp:extent cx="534035" cy="1007745"/>
+                  <wp:effectExtent l="0" t="0" r="12065" b="8255"/>
+                  <wp:docPr id="7" name="Picture 7"/>
+                  <wp:cNvGraphicFramePr>
+                    <a:graphicFrameLocks xmlns:a="http://schemas.openxmlformats.org/drawingml/2006/main" noChangeAspect="1"/>
+                  </wp:cNvGraphicFramePr>
+                  <a:graphic xmlns:a="http://schemas.openxmlformats.org/drawingml/2006/main">
+                    <a:graphicData uri="http://schemas.openxmlformats.org/drawingml/2006/picture">
+                      <pic:pic xmlns:pic="http://schemas.openxmlformats.org/drawingml/2006/picture">
+                        <pic:nvPicPr>
+                          <pic:cNvPr id="7" name="Picture 7"/>
+                          <pic:cNvPicPr>
+                            <a:picLocks noChangeAspect="1"/>
+                          </pic:cNvPicPr>
+                        </pic:nvPicPr>
+                        <pic:blipFill>
+                          <a:blip r:embed="rId11"/>
+                          <a:stretch>
+                            <a:fillRect/>
+                          </a:stretch>
+                        </pic:blipFill>
+                        <pic:spPr>
+                          <a:xfrm>
+                            <a:off x="0" y="0"/>
+                            <a:ext cx="534432" cy="1007999"/>
+                          </a:xfrm>
+                          <a:prstGeom prst="rect">
+                            <a:avLst/>
+                          </a:prstGeom>
+                        </pic:spPr>
+                      </pic:pic>
+                    </a:graphicData>
+                  </a:graphic>
+                </wp:inline>
+              </w:drawing>
+            </w:r>
+          </w:p>
+        </w:tc>
+      </w:tr>
+      <w:tr>
+        <w:tblPrEx>
+          <w:tblBorders>
+            <w:top w:val="single" w:color="000000" w:themeColor="text1" w:sz="8" w:space="0"/>
+            <w:left w:val="single" w:color="000000" w:themeColor="text1" w:sz="8" w:space="0"/>
+            <w:bottom w:val="single" w:color="000000" w:themeColor="text1" w:sz="8" w:space="0"/>
+            <w:right w:val="single" w:color="000000" w:themeColor="text1" w:sz="8" w:space="0"/>
+            <w:insideH w:val="single" w:color="000000" w:themeColor="text1" w:sz="8" w:space="0"/>
+            <w:insideV w:val="single" w:color="000000" w:themeColor="text1" w:sz="8" w:space="0"/>
+          </w:tblBorders>
+          <w:tblCellMar>
+            <w:top w:w="0" w:type="dxa"/>
+            <w:left w:w="10" w:type="dxa"/>
+            <w:bottom w:w="0" w:type="dxa"/>
+            <w:right w:w="10" w:type="dxa"/>
+          </w:tblCellMar>
+        </w:tblPrEx>
+        <w:trPr>
+          <w:trHeight w:val="1991" w:hRule="exact"/>
+        </w:trPr>
+        <w:tc>
+          <w:tcPr>
+            <w:tcW w:w="4887" w:type="dxa"/>
+            <w:gridSpan w:val="3"/>
+            <w:tcBorders>
+              <w:tl2br w:val="nil"/>
+              <w:tr2bl w:val="nil"/>
+            </w:tcBorders>
+            <w:shd w:val="clear" w:color="auto" w:fill="FFFFFF" w:themeFill="background1"/>
+            <w:tcMar>
+              <w:top w:w="80" w:type="dxa"/>
+              <w:left w:w="150" w:type="dxa"/>
+              <w:bottom w:w="80" w:type="dxa"/>
+              <w:right w:w="150" w:type="dxa"/>
+            </w:tcMar>
+            <w:vAlign w:val="top"/>
+          </w:tcPr>
+          <w:p>
+            <w:pPr>
+              <w:jc w:val="left"/>
+            </w:pPr>
+            <w:r>
+              <w:rPr>
+                <w:b w:val="0"/>
+                <w:sz w:val="18"/>
+              </w:rPr>
+              <w:t>隐患 4</w:t>
+            </w:r>
+            <w:r>
+              <w:rPr>
+                <w:b w:val="0"/>
+                <w:sz w:val="18"/>
+              </w:rPr>
+              <w:br w:type="textWrapping"/>
+            </w:r>
+            <w:r>
+              <w:rPr>
+                <w:b w:val="0"/>
+                <w:sz w:val="18"/>
+              </w:rPr>
+              <w:t>区域：塔下厂房</w:t>
+            </w:r>
+            <w:r>
+              <w:rPr>
+                <w:b w:val="0"/>
+                <w:sz w:val="18"/>
+              </w:rPr>
+              <w:br w:type="textWrapping"/>
+            </w:r>
+            <w:r>
+              <w:rPr>
+                <w:b w:val="0"/>
+                <w:sz w:val="18"/>
+              </w:rPr>
+              <w:t>任务：4米深钢结构基坑开挖安全管控</w:t>
+            </w:r>
+            <w:r>
+              <w:rPr>
+                <w:b w:val="0"/>
+                <w:sz w:val="18"/>
+              </w:rPr>
+              <w:br w:type="textWrapping"/>
+            </w:r>
+            <w:r>
+              <w:rPr>
+                <w:b w:val="0"/>
+                <w:sz w:val="18"/>
+              </w:rPr>
+              <w:t>风险描述：应急逃生风险</w:t>
+            </w:r>
+            <w:r>
+              <w:rPr>
+                <w:b w:val="0"/>
+                <w:sz w:val="18"/>
+              </w:rPr>
+              <w:br w:type="textWrapping"/>
+            </w:r>
+            <w:r>
+              <w:rPr>
+                <w:b w:val="0"/>
+                <w:sz w:val="18"/>
+              </w:rPr>
+              <w:t>排查要点：检查是否设置两个以上逃生通道、应急照明是否完好、逃生路线是否畅通</w:t>
+            </w:r>
+            <w:r>
+              <w:rPr>
+                <w:b w:val="0"/>
+                <w:sz w:val="18"/>
+              </w:rPr>
+              <w:br w:type="textWrapping"/>
+            </w:r>
+            <w:r>
+              <w:rPr>
+                <w:b w:val="0"/>
+                <w:sz w:val="18"/>
+              </w:rPr>
+              <w:t>排查时间：2026-05-02 00:10</w:t>
+            </w:r>
+          </w:p>
+        </w:tc>
+        <w:tc>
+          <w:tcPr>
+            <w:tcW w:w="4887" w:type="dxa"/>
+            <w:gridSpan w:val="2"/>
+            <w:tcBorders>
+              <w:tl2br w:val="nil"/>
+              <w:tr2bl w:val="nil"/>
+            </w:tcBorders>
+            <w:shd w:val="clear" w:color="auto" w:fill="FFFFFF" w:themeFill="background1"/>
+            <w:tcMar>
+              <w:top w:w="80" w:type="dxa"/>
+              <w:left w:w="150" w:type="dxa"/>
+              <w:bottom w:w="80" w:type="dxa"/>
+              <w:right w:w="150" w:type="dxa"/>
+            </w:tcMar>
+            <w:vAlign w:val="top"/>
+          </w:tcPr>
+          <w:p>
+            <w:pPr>
+              <w:jc w:val="both"/>
+            </w:pPr>
+            <w:r>
+              <w:drawing>
+                <wp:inline distT="0" distB="0" distL="114300" distR="114300">
+                  <wp:extent cx="572135" cy="1079500"/>
+                  <wp:effectExtent l="0" t="0" r="12065" b="0"/>
+                  <wp:docPr id="8" name="Picture 8"/>
+                  <wp:cNvGraphicFramePr>
+                    <a:graphicFrameLocks xmlns:a="http://schemas.openxmlformats.org/drawingml/2006/main" noChangeAspect="1"/>
+                  </wp:cNvGraphicFramePr>
+                  <a:graphic xmlns:a="http://schemas.openxmlformats.org/drawingml/2006/main">
+                    <a:graphicData uri="http://schemas.openxmlformats.org/drawingml/2006/picture">
+                      <pic:pic xmlns:pic="http://schemas.openxmlformats.org/drawingml/2006/picture">
+                        <pic:nvPicPr>
+                          <pic:cNvPr id="8" name="Picture 8"/>
+                          <pic:cNvPicPr>
+                            <a:picLocks noChangeAspect="1"/>
+                          </pic:cNvPicPr>
+                        </pic:nvPicPr>
+                        <pic:blipFill>
+                          <a:blip r:embed="rId12"/>
+                          <a:stretch>
+                            <a:fillRect/>
+                          </a:stretch>
+                        </pic:blipFill>
+                        <pic:spPr>
+                          <a:xfrm>
+                            <a:off x="0" y="0"/>
+                            <a:ext cx="572606" cy="1080000"/>
+                          </a:xfrm>
+                          <a:prstGeom prst="rect">
+                            <a:avLst/>
+                          </a:prstGeom>
+                        </pic:spPr>
+                      </pic:pic>
+                    </a:graphicData>
+                  </a:graphic>
+                </wp:inline>
+              </w:drawing>
+            </w:r>
           </w:p>
         </w:tc>
       </w:tr>
@@ -737,12 +1623,12 @@
           </w:tblCellMar>
         </w:tblPrEx>
         <w:trPr>
-          <w:trHeight w:val="1991" w:hRule="atLeast"/>
+          <w:trHeight w:val="1991" w:hRule="exact"/>
         </w:trPr>
         <w:tc>
           <w:tcPr>
-            <w:tcW w:w="9774" w:type="dxa"/>
-            <w:gridSpan w:val="4"/>
+            <w:tcW w:w="4887" w:type="dxa"/>
+            <w:gridSpan w:val="3"/>
             <w:tcBorders>
               <w:tl2br w:val="nil"/>
               <w:tr2bl w:val="nil"/>
@@ -754,25 +1640,804 @@
               <w:bottom w:w="80" w:type="dxa"/>
               <w:right w:w="150" w:type="dxa"/>
             </w:tcMar>
+            <w:vAlign w:val="top"/>
           </w:tcPr>
           <w:p>
             <w:pPr>
-              <w:spacing w:before="40" w:after="40"/>
-              <w:jc w:val="center"/>
+              <w:jc w:val="left"/>
             </w:pPr>
+            <w:r>
+              <w:rPr>
+                <w:b w:val="0"/>
+                <w:sz w:val="18"/>
+              </w:rPr>
+              <w:t>隐患 5</w:t>
+            </w:r>
+            <w:r>
+              <w:rPr>
+                <w:b w:val="0"/>
+                <w:sz w:val="18"/>
+              </w:rPr>
+              <w:br w:type="textWrapping"/>
+            </w:r>
+            <w:r>
+              <w:rPr>
+                <w:b w:val="0"/>
+                <w:sz w:val="18"/>
+              </w:rPr>
+              <w:t>区域：塔下厂房</w:t>
+            </w:r>
+            <w:r>
+              <w:rPr>
+                <w:b w:val="0"/>
+                <w:sz w:val="18"/>
+              </w:rPr>
+              <w:br w:type="textWrapping"/>
+            </w:r>
+            <w:r>
+              <w:rPr>
+                <w:b w:val="0"/>
+                <w:sz w:val="18"/>
+              </w:rPr>
+              <w:t>任务：4米深钢结构基坑开挖安全管控</w:t>
+            </w:r>
+            <w:r>
+              <w:rPr>
+                <w:b w:val="0"/>
+                <w:sz w:val="18"/>
+              </w:rPr>
+              <w:br w:type="textWrapping"/>
+            </w:r>
+            <w:r>
+              <w:rPr>
+                <w:b w:val="0"/>
+                <w:sz w:val="18"/>
+              </w:rPr>
+              <w:t>风险描述：排水系统风险</w:t>
+            </w:r>
+            <w:r>
+              <w:rPr>
+                <w:b w:val="0"/>
+                <w:sz w:val="18"/>
+              </w:rPr>
+              <w:br w:type="textWrapping"/>
+            </w:r>
+            <w:r>
+              <w:rPr>
+                <w:b w:val="0"/>
+                <w:sz w:val="18"/>
+              </w:rPr>
+              <w:t>排查要点：检查坑底集水井数量（每50㎡至少1个）、排水泵是否正常、排水管是否接至沉淀池</w:t>
+            </w:r>
+            <w:r>
+              <w:rPr>
+                <w:b w:val="0"/>
+                <w:sz w:val="18"/>
+              </w:rPr>
+              <w:br w:type="textWrapping"/>
+            </w:r>
+            <w:r>
+              <w:rPr>
+                <w:b w:val="0"/>
+                <w:sz w:val="18"/>
+              </w:rPr>
+              <w:t>排查时间：2026-05-02 00:10</w:t>
+            </w:r>
+          </w:p>
+        </w:tc>
+        <w:tc>
+          <w:tcPr>
+            <w:tcW w:w="4887" w:type="dxa"/>
+            <w:gridSpan w:val="2"/>
+            <w:tcBorders>
+              <w:tl2br w:val="nil"/>
+              <w:tr2bl w:val="nil"/>
+            </w:tcBorders>
+            <w:shd w:val="clear" w:color="auto" w:fill="FFFFFF" w:themeFill="background1"/>
+            <w:tcMar>
+              <w:top w:w="80" w:type="dxa"/>
+              <w:left w:w="150" w:type="dxa"/>
+              <w:bottom w:w="80" w:type="dxa"/>
+              <w:right w:w="150" w:type="dxa"/>
+            </w:tcMar>
+            <w:vAlign w:val="top"/>
+          </w:tcPr>
+          <w:p>
+            <w:pPr>
+              <w:jc w:val="both"/>
+            </w:pPr>
+            <w:r>
+              <w:drawing>
+                <wp:inline distT="0" distB="0" distL="114300" distR="114300">
+                  <wp:extent cx="572135" cy="1079500"/>
+                  <wp:effectExtent l="0" t="0" r="12065" b="0"/>
+                  <wp:docPr id="9" name="Picture 9"/>
+                  <wp:cNvGraphicFramePr>
+                    <a:graphicFrameLocks xmlns:a="http://schemas.openxmlformats.org/drawingml/2006/main" noChangeAspect="1"/>
+                  </wp:cNvGraphicFramePr>
+                  <a:graphic xmlns:a="http://schemas.openxmlformats.org/drawingml/2006/main">
+                    <a:graphicData uri="http://schemas.openxmlformats.org/drawingml/2006/picture">
+                      <pic:pic xmlns:pic="http://schemas.openxmlformats.org/drawingml/2006/picture">
+                        <pic:nvPicPr>
+                          <pic:cNvPr id="9" name="Picture 9"/>
+                          <pic:cNvPicPr>
+                            <a:picLocks noChangeAspect="1"/>
+                          </pic:cNvPicPr>
+                        </pic:nvPicPr>
+                        <pic:blipFill>
+                          <a:blip r:embed="rId13"/>
+                          <a:stretch>
+                            <a:fillRect/>
+                          </a:stretch>
+                        </pic:blipFill>
+                        <pic:spPr>
+                          <a:xfrm>
+                            <a:off x="0" y="0"/>
+                            <a:ext cx="572606" cy="1080000"/>
+                          </a:xfrm>
+                          <a:prstGeom prst="rect">
+                            <a:avLst/>
+                          </a:prstGeom>
+                        </pic:spPr>
+                      </pic:pic>
+                    </a:graphicData>
+                  </a:graphic>
+                </wp:inline>
+              </w:drawing>
+            </w:r>
+          </w:p>
+        </w:tc>
+      </w:tr>
+      <w:tr>
+        <w:tblPrEx>
+          <w:tblBorders>
+            <w:top w:val="single" w:color="000000" w:themeColor="text1" w:sz="8" w:space="0"/>
+            <w:left w:val="single" w:color="000000" w:themeColor="text1" w:sz="8" w:space="0"/>
+            <w:bottom w:val="single" w:color="000000" w:themeColor="text1" w:sz="8" w:space="0"/>
+            <w:right w:val="single" w:color="000000" w:themeColor="text1" w:sz="8" w:space="0"/>
+            <w:insideH w:val="single" w:color="000000" w:themeColor="text1" w:sz="8" w:space="0"/>
+            <w:insideV w:val="single" w:color="000000" w:themeColor="text1" w:sz="8" w:space="0"/>
+          </w:tblBorders>
+          <w:shd w:val="clear" w:color="auto" w:fill="FFFFFF" w:themeFill="background1"/>
+          <w:tblCellMar>
+            <w:top w:w="0" w:type="dxa"/>
+            <w:left w:w="10" w:type="dxa"/>
+            <w:bottom w:w="0" w:type="dxa"/>
+            <w:right w:w="10" w:type="dxa"/>
+          </w:tblCellMar>
+        </w:tblPrEx>
+        <w:trPr>
+          <w:trHeight w:val="1991" w:hRule="exact"/>
+        </w:trPr>
+        <w:tc>
+          <w:tcPr>
+            <w:tcW w:w="4887" w:type="dxa"/>
+            <w:gridSpan w:val="3"/>
+            <w:tcBorders>
+              <w:tl2br w:val="nil"/>
+              <w:tr2bl w:val="nil"/>
+            </w:tcBorders>
+            <w:shd w:val="clear" w:color="auto" w:fill="FFFFFF" w:themeFill="background1"/>
+            <w:tcMar>
+              <w:top w:w="80" w:type="dxa"/>
+              <w:left w:w="150" w:type="dxa"/>
+              <w:bottom w:w="80" w:type="dxa"/>
+              <w:right w:w="150" w:type="dxa"/>
+            </w:tcMar>
+            <w:vAlign w:val="top"/>
+          </w:tcPr>
+          <w:p>
+            <w:pPr>
+              <w:jc w:val="left"/>
+            </w:pPr>
+            <w:r>
+              <w:rPr>
+                <w:b w:val="0"/>
+                <w:sz w:val="18"/>
+              </w:rPr>
+              <w:t>隐患 6</w:t>
+            </w:r>
+            <w:r>
+              <w:rPr>
+                <w:b w:val="0"/>
+                <w:sz w:val="18"/>
+              </w:rPr>
+              <w:br w:type="textWrapping"/>
+            </w:r>
+            <w:r>
+              <w:rPr>
+                <w:b w:val="0"/>
+                <w:sz w:val="18"/>
+              </w:rPr>
+              <w:t>区域：塔下厂房</w:t>
+            </w:r>
+            <w:r>
+              <w:rPr>
+                <w:b w:val="0"/>
+                <w:sz w:val="18"/>
+              </w:rPr>
+              <w:br w:type="textWrapping"/>
+            </w:r>
+            <w:r>
+              <w:rPr>
+                <w:b w:val="0"/>
+                <w:sz w:val="18"/>
+              </w:rPr>
+              <w:t>任务：4米深钢结构基坑开挖安全管控</w:t>
+            </w:r>
+            <w:r>
+              <w:rPr>
+                <w:b w:val="0"/>
+                <w:sz w:val="18"/>
+              </w:rPr>
+              <w:br w:type="textWrapping"/>
+            </w:r>
+            <w:r>
+              <w:rPr>
+                <w:b w:val="0"/>
+                <w:sz w:val="18"/>
+              </w:rPr>
+              <w:t>风险描述：物体打击风险</w:t>
+            </w:r>
+            <w:r>
+              <w:rPr>
+                <w:b w:val="0"/>
+                <w:sz w:val="18"/>
+              </w:rPr>
+              <w:br w:type="textWrapping"/>
+            </w:r>
+            <w:r>
+              <w:rPr>
+                <w:b w:val="0"/>
+                <w:sz w:val="18"/>
+              </w:rPr>
+              <w:t>排查要点：检查坑边1米内是否堆放土方/材料、人员是否正确佩戴安全帽、是否设置警示隔离区</w:t>
+            </w:r>
+            <w:r>
+              <w:rPr>
+                <w:b w:val="0"/>
+                <w:sz w:val="18"/>
+              </w:rPr>
+              <w:br w:type="textWrapping"/>
+            </w:r>
+            <w:r>
+              <w:rPr>
+                <w:b w:val="0"/>
+                <w:sz w:val="18"/>
+              </w:rPr>
+              <w:t>排查时间：2026-05-02 00:09</w:t>
+            </w:r>
+          </w:p>
+        </w:tc>
+        <w:tc>
+          <w:tcPr>
+            <w:tcW w:w="4887" w:type="dxa"/>
+            <w:gridSpan w:val="2"/>
+            <w:tcBorders>
+              <w:tl2br w:val="nil"/>
+              <w:tr2bl w:val="nil"/>
+            </w:tcBorders>
+            <w:shd w:val="clear" w:color="auto" w:fill="FFFFFF" w:themeFill="background1"/>
+            <w:tcMar>
+              <w:top w:w="80" w:type="dxa"/>
+              <w:left w:w="150" w:type="dxa"/>
+              <w:bottom w:w="80" w:type="dxa"/>
+              <w:right w:w="150" w:type="dxa"/>
+            </w:tcMar>
+            <w:vAlign w:val="top"/>
+          </w:tcPr>
+          <w:p>
+            <w:pPr>
+              <w:jc w:val="both"/>
+            </w:pPr>
+            <w:r>
+              <w:drawing>
+                <wp:inline distT="0" distB="0" distL="114300" distR="114300">
+                  <wp:extent cx="534035" cy="1007745"/>
+                  <wp:effectExtent l="0" t="0" r="12065" b="8255"/>
+                  <wp:docPr id="10" name="Picture 10"/>
+                  <wp:cNvGraphicFramePr>
+                    <a:graphicFrameLocks xmlns:a="http://schemas.openxmlformats.org/drawingml/2006/main" noChangeAspect="1"/>
+                  </wp:cNvGraphicFramePr>
+                  <a:graphic xmlns:a="http://schemas.openxmlformats.org/drawingml/2006/main">
+                    <a:graphicData uri="http://schemas.openxmlformats.org/drawingml/2006/picture">
+                      <pic:pic xmlns:pic="http://schemas.openxmlformats.org/drawingml/2006/picture">
+                        <pic:nvPicPr>
+                          <pic:cNvPr id="10" name="Picture 10"/>
+                          <pic:cNvPicPr>
+                            <a:picLocks noChangeAspect="1"/>
+                          </pic:cNvPicPr>
+                        </pic:nvPicPr>
+                        <pic:blipFill>
+                          <a:blip r:embed="rId14"/>
+                          <a:stretch>
+                            <a:fillRect/>
+                          </a:stretch>
+                        </pic:blipFill>
+                        <pic:spPr>
+                          <a:xfrm>
+                            <a:off x="0" y="0"/>
+                            <a:ext cx="534432" cy="1007999"/>
+                          </a:xfrm>
+                          <a:prstGeom prst="rect">
+                            <a:avLst/>
+                          </a:prstGeom>
+                        </pic:spPr>
+                      </pic:pic>
+                    </a:graphicData>
+                  </a:graphic>
+                </wp:inline>
+              </w:drawing>
+            </w:r>
+            <w:r>
+              <w:t xml:space="preserve"> </w:t>
+            </w:r>
+            <w:r>
+              <w:drawing>
+                <wp:inline distT="0" distB="0" distL="114300" distR="114300">
+                  <wp:extent cx="534035" cy="1007745"/>
+                  <wp:effectExtent l="0" t="0" r="12065" b="8255"/>
+                  <wp:docPr id="11" name="Picture 11"/>
+                  <wp:cNvGraphicFramePr>
+                    <a:graphicFrameLocks xmlns:a="http://schemas.openxmlformats.org/drawingml/2006/main" noChangeAspect="1"/>
+                  </wp:cNvGraphicFramePr>
+                  <a:graphic xmlns:a="http://schemas.openxmlformats.org/drawingml/2006/main">
+                    <a:graphicData uri="http://schemas.openxmlformats.org/drawingml/2006/picture">
+                      <pic:pic xmlns:pic="http://schemas.openxmlformats.org/drawingml/2006/picture">
+                        <pic:nvPicPr>
+                          <pic:cNvPr id="11" name="Picture 11"/>
+                          <pic:cNvPicPr>
+                            <a:picLocks noChangeAspect="1"/>
+                          </pic:cNvPicPr>
+                        </pic:nvPicPr>
+                        <pic:blipFill>
+                          <a:blip r:embed="rId15"/>
+                          <a:stretch>
+                            <a:fillRect/>
+                          </a:stretch>
+                        </pic:blipFill>
+                        <pic:spPr>
+                          <a:xfrm>
+                            <a:off x="0" y="0"/>
+                            <a:ext cx="534432" cy="1007999"/>
+                          </a:xfrm>
+                          <a:prstGeom prst="rect">
+                            <a:avLst/>
+                          </a:prstGeom>
+                        </pic:spPr>
+                      </pic:pic>
+                    </a:graphicData>
+                  </a:graphic>
+                </wp:inline>
+              </w:drawing>
+            </w:r>
+          </w:p>
+        </w:tc>
+      </w:tr>
+      <w:tr>
+        <w:tblPrEx>
+          <w:tblBorders>
+            <w:top w:val="single" w:color="000000" w:themeColor="text1" w:sz="8" w:space="0"/>
+            <w:left w:val="single" w:color="000000" w:themeColor="text1" w:sz="8" w:space="0"/>
+            <w:bottom w:val="single" w:color="000000" w:themeColor="text1" w:sz="8" w:space="0"/>
+            <w:right w:val="single" w:color="000000" w:themeColor="text1" w:sz="8" w:space="0"/>
+            <w:insideH w:val="single" w:color="000000" w:themeColor="text1" w:sz="8" w:space="0"/>
+            <w:insideV w:val="single" w:color="000000" w:themeColor="text1" w:sz="8" w:space="0"/>
+          </w:tblBorders>
+          <w:shd w:val="clear" w:color="auto" w:fill="FFFFFF" w:themeFill="background1"/>
+          <w:tblCellMar>
+            <w:top w:w="0" w:type="dxa"/>
+            <w:left w:w="10" w:type="dxa"/>
+            <w:bottom w:w="0" w:type="dxa"/>
+            <w:right w:w="10" w:type="dxa"/>
+          </w:tblCellMar>
+        </w:tblPrEx>
+        <w:trPr>
+          <w:trHeight w:val="1991" w:hRule="exact"/>
+        </w:trPr>
+        <w:tc>
+          <w:tcPr>
+            <w:tcW w:w="4887" w:type="dxa"/>
+            <w:gridSpan w:val="3"/>
+            <w:tcBorders>
+              <w:tl2br w:val="nil"/>
+              <w:tr2bl w:val="nil"/>
+            </w:tcBorders>
+            <w:shd w:val="clear" w:color="auto" w:fill="FFFFFF" w:themeFill="background1"/>
+            <w:tcMar>
+              <w:top w:w="80" w:type="dxa"/>
+              <w:left w:w="150" w:type="dxa"/>
+              <w:bottom w:w="80" w:type="dxa"/>
+              <w:right w:w="150" w:type="dxa"/>
+            </w:tcMar>
+            <w:vAlign w:val="top"/>
+          </w:tcPr>
+          <w:p>
+            <w:pPr>
+              <w:jc w:val="left"/>
+            </w:pPr>
+            <w:r>
+              <w:rPr>
+                <w:b w:val="0"/>
+                <w:sz w:val="18"/>
+              </w:rPr>
+              <w:t>隐患 7</w:t>
+            </w:r>
+            <w:r>
+              <w:rPr>
+                <w:b w:val="0"/>
+                <w:sz w:val="18"/>
+              </w:rPr>
+              <w:br w:type="textWrapping"/>
+            </w:r>
+            <w:r>
+              <w:rPr>
+                <w:b w:val="0"/>
+                <w:sz w:val="18"/>
+              </w:rPr>
+              <w:t>区域：塔下厂房</w:t>
+            </w:r>
+            <w:r>
+              <w:rPr>
+                <w:b w:val="0"/>
+                <w:sz w:val="18"/>
+              </w:rPr>
+              <w:br w:type="textWrapping"/>
+            </w:r>
+            <w:r>
+              <w:rPr>
+                <w:b w:val="0"/>
+                <w:sz w:val="18"/>
+              </w:rPr>
+              <w:t>任务：4米深钢结构基坑开挖安全管控</w:t>
+            </w:r>
+            <w:r>
+              <w:rPr>
+                <w:b w:val="0"/>
+                <w:sz w:val="18"/>
+              </w:rPr>
+              <w:br w:type="textWrapping"/>
+            </w:r>
+            <w:r>
+              <w:rPr>
+                <w:b w:val="0"/>
+                <w:sz w:val="18"/>
+              </w:rPr>
+              <w:t>风险描述：监护缺失风险</w:t>
+            </w:r>
+            <w:r>
+              <w:rPr>
+                <w:b w:val="0"/>
+                <w:sz w:val="18"/>
+              </w:rPr>
+              <w:br w:type="textWrapping"/>
+            </w:r>
+            <w:r>
+              <w:rPr>
+                <w:b w:val="0"/>
+                <w:sz w:val="18"/>
+              </w:rPr>
+              <w:t>排查要点：检查监护人员是否在岗、是否携带气体检测仪和通讯设备、是否掌握应急程序</w:t>
+            </w:r>
+            <w:r>
+              <w:rPr>
+                <w:b w:val="0"/>
+                <w:sz w:val="18"/>
+              </w:rPr>
+              <w:br w:type="textWrapping"/>
+            </w:r>
+            <w:r>
+              <w:rPr>
+                <w:b w:val="0"/>
+                <w:sz w:val="18"/>
+              </w:rPr>
+              <w:t>排查时间：2026-05-02 00:09</w:t>
+            </w:r>
+          </w:p>
+        </w:tc>
+        <w:tc>
+          <w:tcPr>
+            <w:tcW w:w="4887" w:type="dxa"/>
+            <w:gridSpan w:val="2"/>
+            <w:tcBorders>
+              <w:tl2br w:val="nil"/>
+              <w:tr2bl w:val="nil"/>
+            </w:tcBorders>
+            <w:shd w:val="clear" w:color="auto" w:fill="FFFFFF" w:themeFill="background1"/>
+            <w:tcMar>
+              <w:top w:w="80" w:type="dxa"/>
+              <w:left w:w="150" w:type="dxa"/>
+              <w:bottom w:w="80" w:type="dxa"/>
+              <w:right w:w="150" w:type="dxa"/>
+            </w:tcMar>
+            <w:vAlign w:val="top"/>
+          </w:tcPr>
+          <w:p>
+            <w:pPr>
+              <w:jc w:val="both"/>
+            </w:pPr>
+            <w:r>
+              <w:drawing>
+                <wp:inline distT="0" distB="0" distL="114300" distR="114300">
+                  <wp:extent cx="572135" cy="1079500"/>
+                  <wp:effectExtent l="0" t="0" r="12065" b="0"/>
+                  <wp:docPr id="12" name="Picture 12"/>
+                  <wp:cNvGraphicFramePr>
+                    <a:graphicFrameLocks xmlns:a="http://schemas.openxmlformats.org/drawingml/2006/main" noChangeAspect="1"/>
+                  </wp:cNvGraphicFramePr>
+                  <a:graphic xmlns:a="http://schemas.openxmlformats.org/drawingml/2006/main">
+                    <a:graphicData uri="http://schemas.openxmlformats.org/drawingml/2006/picture">
+                      <pic:pic xmlns:pic="http://schemas.openxmlformats.org/drawingml/2006/picture">
+                        <pic:nvPicPr>
+                          <pic:cNvPr id="12" name="Picture 12"/>
+                          <pic:cNvPicPr>
+                            <a:picLocks noChangeAspect="1"/>
+                          </pic:cNvPicPr>
+                        </pic:nvPicPr>
+                        <pic:blipFill>
+                          <a:blip r:embed="rId16"/>
+                          <a:stretch>
+                            <a:fillRect/>
+                          </a:stretch>
+                        </pic:blipFill>
+                        <pic:spPr>
+                          <a:xfrm>
+                            <a:off x="0" y="0"/>
+                            <a:ext cx="572606" cy="1080000"/>
+                          </a:xfrm>
+                          <a:prstGeom prst="rect">
+                            <a:avLst/>
+                          </a:prstGeom>
+                        </pic:spPr>
+                      </pic:pic>
+                    </a:graphicData>
+                  </a:graphic>
+                </wp:inline>
+              </w:drawing>
+            </w:r>
+          </w:p>
+        </w:tc>
+      </w:tr>
+      <w:tr>
+        <w:tblPrEx>
+          <w:tblBorders>
+            <w:top w:val="single" w:color="000000" w:themeColor="text1" w:sz="8" w:space="0"/>
+            <w:left w:val="single" w:color="000000" w:themeColor="text1" w:sz="8" w:space="0"/>
+            <w:bottom w:val="single" w:color="000000" w:themeColor="text1" w:sz="8" w:space="0"/>
+            <w:right w:val="single" w:color="000000" w:themeColor="text1" w:sz="8" w:space="0"/>
+            <w:insideH w:val="single" w:color="000000" w:themeColor="text1" w:sz="8" w:space="0"/>
+            <w:insideV w:val="single" w:color="000000" w:themeColor="text1" w:sz="8" w:space="0"/>
+          </w:tblBorders>
+          <w:shd w:val="clear" w:color="auto" w:fill="FFFFFF" w:themeFill="background1"/>
+          <w:tblCellMar>
+            <w:top w:w="0" w:type="dxa"/>
+            <w:left w:w="10" w:type="dxa"/>
+            <w:bottom w:w="0" w:type="dxa"/>
+            <w:right w:w="10" w:type="dxa"/>
+          </w:tblCellMar>
+        </w:tblPrEx>
+        <w:trPr>
+          <w:trHeight w:val="1991" w:hRule="exact"/>
+        </w:trPr>
+        <w:tc>
+          <w:tcPr>
+            <w:tcW w:w="4887" w:type="dxa"/>
+            <w:gridSpan w:val="3"/>
+            <w:tcBorders>
+              <w:tl2br w:val="nil"/>
+              <w:tr2bl w:val="nil"/>
+            </w:tcBorders>
+            <w:shd w:val="clear" w:color="auto" w:fill="FFFFFF" w:themeFill="background1"/>
+            <w:tcMar>
+              <w:top w:w="80" w:type="dxa"/>
+              <w:left w:w="150" w:type="dxa"/>
+              <w:bottom w:w="80" w:type="dxa"/>
+              <w:right w:w="150" w:type="dxa"/>
+            </w:tcMar>
+            <w:vAlign w:val="top"/>
+          </w:tcPr>
+          <w:p>
+            <w:pPr>
+              <w:jc w:val="left"/>
+            </w:pPr>
+            <w:r>
+              <w:rPr>
+                <w:b w:val="0"/>
+                <w:sz w:val="18"/>
+              </w:rPr>
+              <w:t>隐患 8</w:t>
+            </w:r>
+            <w:r>
+              <w:rPr>
+                <w:b w:val="0"/>
+                <w:sz w:val="18"/>
+              </w:rPr>
+              <w:br w:type="textWrapping"/>
+            </w:r>
+            <w:r>
+              <w:rPr>
+                <w:b w:val="0"/>
+                <w:sz w:val="18"/>
+              </w:rPr>
+              <w:t>区域：塔下厂房</w:t>
+            </w:r>
+            <w:r>
+              <w:rPr>
+                <w:b w:val="0"/>
+                <w:sz w:val="18"/>
+              </w:rPr>
+              <w:br w:type="textWrapping"/>
+            </w:r>
+            <w:r>
+              <w:rPr>
+                <w:b w:val="0"/>
+                <w:sz w:val="18"/>
+              </w:rPr>
+              <w:t>任务：4米深钢结构基坑开挖安全管控</w:t>
+            </w:r>
+            <w:r>
+              <w:rPr>
+                <w:b w:val="0"/>
+                <w:sz w:val="18"/>
+              </w:rPr>
+              <w:br w:type="textWrapping"/>
+            </w:r>
+            <w:r>
+              <w:rPr>
+                <w:b w:val="0"/>
+                <w:sz w:val="18"/>
+              </w:rPr>
+              <w:t>风险描述：脚手架坍塌风险</w:t>
+            </w:r>
+            <w:r>
+              <w:rPr>
+                <w:b w:val="0"/>
+                <w:sz w:val="18"/>
+              </w:rPr>
+              <w:br w:type="textWrapping"/>
+            </w:r>
+            <w:r>
+              <w:rPr>
+                <w:b w:val="0"/>
+                <w:sz w:val="18"/>
+              </w:rPr>
+              <w:t>排查要点：检查脚手架立杆间距≤1.8米、步距≤2米、剪刀撑连续设置、底座有无沉降、连墙件每两步三跨设置</w:t>
+            </w:r>
+            <w:r>
+              <w:rPr>
+                <w:b w:val="0"/>
+                <w:sz w:val="18"/>
+              </w:rPr>
+              <w:br w:type="textWrapping"/>
+            </w:r>
+            <w:r>
+              <w:rPr>
+                <w:b w:val="0"/>
+                <w:sz w:val="18"/>
+              </w:rPr>
+              <w:t>排查时间：2026-05-02 00:09</w:t>
+            </w:r>
+          </w:p>
+        </w:tc>
+        <w:tc>
+          <w:tcPr>
+            <w:tcW w:w="4887" w:type="dxa"/>
+            <w:gridSpan w:val="2"/>
+            <w:tcBorders>
+              <w:tl2br w:val="nil"/>
+              <w:tr2bl w:val="nil"/>
+            </w:tcBorders>
+            <w:shd w:val="clear" w:color="auto" w:fill="FFFFFF" w:themeFill="background1"/>
+            <w:tcMar>
+              <w:top w:w="80" w:type="dxa"/>
+              <w:left w:w="150" w:type="dxa"/>
+              <w:bottom w:w="80" w:type="dxa"/>
+              <w:right w:w="150" w:type="dxa"/>
+            </w:tcMar>
+            <w:vAlign w:val="top"/>
+          </w:tcPr>
+          <w:p>
+            <w:pPr>
+              <w:jc w:val="both"/>
+            </w:pPr>
+            <w:r>
+              <w:drawing>
+                <wp:inline distT="0" distB="0" distL="114300" distR="114300">
+                  <wp:extent cx="534035" cy="1007745"/>
+                  <wp:effectExtent l="0" t="0" r="12065" b="8255"/>
+                  <wp:docPr id="13" name="Picture 13"/>
+                  <wp:cNvGraphicFramePr>
+                    <a:graphicFrameLocks xmlns:a="http://schemas.openxmlformats.org/drawingml/2006/main" noChangeAspect="1"/>
+                  </wp:cNvGraphicFramePr>
+                  <a:graphic xmlns:a="http://schemas.openxmlformats.org/drawingml/2006/main">
+                    <a:graphicData uri="http://schemas.openxmlformats.org/drawingml/2006/picture">
+                      <pic:pic xmlns:pic="http://schemas.openxmlformats.org/drawingml/2006/picture">
+                        <pic:nvPicPr>
+                          <pic:cNvPr id="13" name="Picture 13"/>
+                          <pic:cNvPicPr>
+                            <a:picLocks noChangeAspect="1"/>
+                          </pic:cNvPicPr>
+                        </pic:nvPicPr>
+                        <pic:blipFill>
+                          <a:blip r:embed="rId17"/>
+                          <a:stretch>
+                            <a:fillRect/>
+                          </a:stretch>
+                        </pic:blipFill>
+                        <pic:spPr>
+                          <a:xfrm>
+                            <a:off x="0" y="0"/>
+                            <a:ext cx="534432" cy="1007999"/>
+                          </a:xfrm>
+                          <a:prstGeom prst="rect">
+                            <a:avLst/>
+                          </a:prstGeom>
+                        </pic:spPr>
+                      </pic:pic>
+                    </a:graphicData>
+                  </a:graphic>
+                </wp:inline>
+              </w:drawing>
+            </w:r>
+            <w:r>
+              <w:t xml:space="preserve"> </w:t>
+            </w:r>
+            <w:r>
+              <w:drawing>
+                <wp:inline distT="0" distB="0" distL="114300" distR="114300">
+                  <wp:extent cx="534035" cy="1007745"/>
+                  <wp:effectExtent l="0" t="0" r="12065" b="8255"/>
+                  <wp:docPr id="14" name="Picture 14"/>
+                  <wp:cNvGraphicFramePr>
+                    <a:graphicFrameLocks xmlns:a="http://schemas.openxmlformats.org/drawingml/2006/main" noChangeAspect="1"/>
+                  </wp:cNvGraphicFramePr>
+                  <a:graphic xmlns:a="http://schemas.openxmlformats.org/drawingml/2006/main">
+                    <a:graphicData uri="http://schemas.openxmlformats.org/drawingml/2006/picture">
+                      <pic:pic xmlns:pic="http://schemas.openxmlformats.org/drawingml/2006/picture">
+                        <pic:nvPicPr>
+                          <pic:cNvPr id="14" name="Picture 14"/>
+                          <pic:cNvPicPr>
+                            <a:picLocks noChangeAspect="1"/>
+                          </pic:cNvPicPr>
+                        </pic:nvPicPr>
+                        <pic:blipFill>
+                          <a:blip r:embed="rId18"/>
+                          <a:stretch>
+                            <a:fillRect/>
+                          </a:stretch>
+                        </pic:blipFill>
+                        <pic:spPr>
+                          <a:xfrm>
+                            <a:off x="0" y="0"/>
+                            <a:ext cx="534432" cy="1007999"/>
+                          </a:xfrm>
+                          <a:prstGeom prst="rect">
+                            <a:avLst/>
+                          </a:prstGeom>
+                        </pic:spPr>
+                      </pic:pic>
+                    </a:graphicData>
+                  </a:graphic>
+                </wp:inline>
+              </w:drawing>
+            </w:r>
           </w:p>
         </w:tc>
       </w:tr>
     </w:tbl>
     <w:p>
       <w:pPr>
-        <w:jc w:val="center"/>
+        <w:jc w:val="left"/>
+        <w:rPr>
+          <w:b w:val="0"/>
+          <w:sz w:val="18"/>
+        </w:rPr>
       </w:pPr>
     </w:p>
     <w:sectPr>
       <w:footerReference r:id="rId3" w:type="default"/>
       <w:pgSz w:w="11906" w:h="16838"/>
-      <w:pgMar w:top="1134" w:right="1134" w:bottom="1134" w:left="1134" w:header="708" w:footer="708" w:gutter="0"/>
+      <w:pgMar w:top="794" w:right="794" w:bottom="794" w:left="794" w:header="708" w:footer="708" w:gutter="0"/>
       <w:pgBorders>
         <w:top w:val="none" w:sz="0" w:space="0"/>
         <w:left w:val="none" w:sz="0" w:space="0"/>
@@ -899,7 +2564,7 @@
     <w:lsdException w:unhideWhenUsed="0" w:uiPriority="0" w:semiHidden="0" w:name="annotation reference"/>
     <w:lsdException w:unhideWhenUsed="0" w:uiPriority="0" w:semiHidden="0" w:name="line number"/>
     <w:lsdException w:unhideWhenUsed="0" w:uiPriority="0" w:semiHidden="0" w:name="page number"/>
-    <w:lsdException w:uiPriority="99" w:name="endnote reference"/>
+    <w:lsdException w:qFormat="1" w:uiPriority="99" w:name="endnote reference"/>
     <w:lsdException w:qFormat="1" w:uiPriority="99" w:name="endnote text"/>
     <w:lsdException w:unhideWhenUsed="0" w:uiPriority="0" w:semiHidden="0" w:name="table of authorities"/>
     <w:lsdException w:unhideWhenUsed="0" w:uiPriority="0" w:semiHidden="0" w:name="macro"/>
@@ -1261,6 +2926,7 @@
     <w:name w:val="endnote reference"/>
     <w:semiHidden/>
     <w:unhideWhenUsed/>
+    <w:qFormat/>
     <w:uiPriority w:val="99"/>
     <w:rPr>
       <w:vertAlign w:val="superscript"/>
@@ -1313,6 +2979,7 @@
     <w:link w:val="8"/>
     <w:semiHidden/>
     <w:unhideWhenUsed/>
+    <w:qFormat/>
     <w:uiPriority w:val="99"/>
     <w:rPr>
       <w:sz w:val="20"/>

--- a/mobile/施工安全日志模板.docx
+++ b/mobile/施工安全日志模板.docx
@@ -484,6 +484,7 @@
             <w:insideH w:val="single" w:color="000000" w:themeColor="text1" w:sz="8" w:space="0"/>
             <w:insideV w:val="single" w:color="000000" w:themeColor="text1" w:sz="8" w:space="0"/>
           </w:tblBorders>
+          <w:shd w:val="clear" w:color="auto" w:fill="FFFFFF" w:themeFill="background1"/>
           <w:tblCellMar>
             <w:top w:w="0" w:type="dxa"/>
             <w:left w:w="10" w:type="dxa"/>
@@ -529,8 +530,6 @@
               </w:rPr>
               <w:t>作业票据</w:t>
             </w:r>
-            <w:bookmarkStart w:id="0" w:name="_GoBack"/>
-            <w:bookmarkEnd w:id="0"/>
           </w:p>
         </w:tc>
       </w:tr>
@@ -544,6 +543,7 @@
             <w:insideH w:val="single" w:color="000000" w:themeColor="text1" w:sz="8" w:space="0"/>
             <w:insideV w:val="single" w:color="000000" w:themeColor="text1" w:sz="8" w:space="0"/>
           </w:tblBorders>
+          <w:shd w:val="clear" w:color="auto" w:fill="FFFFFF" w:themeFill="background1"/>
           <w:tblCellMar>
             <w:top w:w="0" w:type="dxa"/>
             <w:left w:w="10" w:type="dxa"/>
@@ -613,8 +613,8 @@
             <w:r>
               <w:drawing>
                 <wp:inline distT="0" distB="0" distL="114300" distR="114300">
-                  <wp:extent cx="572135" cy="1079500"/>
-                  <wp:effectExtent l="0" t="0" r="12065" b="0"/>
+                  <wp:extent cx="1140460" cy="855345"/>
+                  <wp:effectExtent l="0" t="0" r="2540" b="8255"/>
                   <wp:docPr id="1" name="Picture 1"/>
                   <wp:cNvGraphicFramePr>
                     <a:graphicFrameLocks xmlns:a="http://schemas.openxmlformats.org/drawingml/2006/main" noChangeAspect="1"/>
@@ -637,7 +637,7 @@
                         <pic:spPr>
                           <a:xfrm>
                             <a:off x="0" y="0"/>
-                            <a:ext cx="572606" cy="1080000"/>
+                            <a:ext cx="1140460" cy="855345"/>
                           </a:xfrm>
                           <a:prstGeom prst="rect">
                             <a:avLst/>
@@ -652,9 +652,9 @@
             <w:r>
               <w:drawing>
                 <wp:inline distT="0" distB="0" distL="114300" distR="114300">
-                  <wp:extent cx="572135" cy="1079500"/>
-                  <wp:effectExtent l="0" t="0" r="12065" b="0"/>
-                  <wp:docPr id="2" name="Picture 2"/>
+                  <wp:extent cx="1140460" cy="855345"/>
+                  <wp:effectExtent l="0" t="0" r="2540" b="8255"/>
+                  <wp:docPr id="16" name="Picture 1"/>
                   <wp:cNvGraphicFramePr>
                     <a:graphicFrameLocks xmlns:a="http://schemas.openxmlformats.org/drawingml/2006/main" noChangeAspect="1"/>
                   </wp:cNvGraphicFramePr>
@@ -662,13 +662,13 @@
                     <a:graphicData uri="http://schemas.openxmlformats.org/drawingml/2006/picture">
                       <pic:pic xmlns:pic="http://schemas.openxmlformats.org/drawingml/2006/picture">
                         <pic:nvPicPr>
-                          <pic:cNvPr id="2" name="Picture 2"/>
+                          <pic:cNvPr id="16" name="Picture 1"/>
                           <pic:cNvPicPr>
                             <a:picLocks noChangeAspect="1"/>
                           </pic:cNvPicPr>
                         </pic:nvPicPr>
                         <pic:blipFill>
-                          <a:blip r:embed="rId6"/>
+                          <a:blip r:embed="rId5"/>
                           <a:stretch>
                             <a:fillRect/>
                           </a:stretch>
@@ -676,7 +676,7 @@
                         <pic:spPr>
                           <a:xfrm>
                             <a:off x="0" y="0"/>
-                            <a:ext cx="572606" cy="1080000"/>
+                            <a:ext cx="1140460" cy="855345"/>
                           </a:xfrm>
                           <a:prstGeom prst="rect">
                             <a:avLst/>
@@ -701,6 +701,7 @@
             <w:insideH w:val="single" w:color="000000" w:themeColor="text1" w:sz="8" w:space="0"/>
             <w:insideV w:val="single" w:color="000000" w:themeColor="text1" w:sz="8" w:space="0"/>
           </w:tblBorders>
+          <w:shd w:val="clear" w:color="auto" w:fill="FFFFFF" w:themeFill="background1"/>
           <w:tblCellMar>
             <w:top w:w="0" w:type="dxa"/>
             <w:left w:w="10" w:type="dxa"/>
@@ -798,6 +799,7 @@
             <w:insideH w:val="single" w:color="000000" w:themeColor="text1" w:sz="8" w:space="0"/>
             <w:insideV w:val="single" w:color="000000" w:themeColor="text1" w:sz="8" w:space="0"/>
           </w:tblBorders>
+          <w:shd w:val="clear" w:color="auto" w:fill="FFFFFF" w:themeFill="background1"/>
           <w:tblCellMar>
             <w:top w:w="0" w:type="dxa"/>
             <w:left w:w="10" w:type="dxa"/>
@@ -932,9 +934,9 @@
             <w:r>
               <w:drawing>
                 <wp:inline distT="0" distB="0" distL="114300" distR="114300">
-                  <wp:extent cx="572135" cy="1079500"/>
-                  <wp:effectExtent l="0" t="0" r="12065" b="0"/>
-                  <wp:docPr id="3" name="Picture 3"/>
+                  <wp:extent cx="1140460" cy="855345"/>
+                  <wp:effectExtent l="0" t="0" r="2540" b="8255"/>
+                  <wp:docPr id="17" name="Picture 1"/>
                   <wp:cNvGraphicFramePr>
                     <a:graphicFrameLocks xmlns:a="http://schemas.openxmlformats.org/drawingml/2006/main" noChangeAspect="1"/>
                   </wp:cNvGraphicFramePr>
@@ -942,13 +944,13 @@
                     <a:graphicData uri="http://schemas.openxmlformats.org/drawingml/2006/picture">
                       <pic:pic xmlns:pic="http://schemas.openxmlformats.org/drawingml/2006/picture">
                         <pic:nvPicPr>
-                          <pic:cNvPr id="3" name="Picture 3"/>
+                          <pic:cNvPr id="17" name="Picture 1"/>
                           <pic:cNvPicPr>
                             <a:picLocks noChangeAspect="1"/>
                           </pic:cNvPicPr>
                         </pic:nvPicPr>
                         <pic:blipFill>
-                          <a:blip r:embed="rId7"/>
+                          <a:blip r:embed="rId5"/>
                           <a:stretch>
                             <a:fillRect/>
                           </a:stretch>
@@ -956,7 +958,46 @@
                         <pic:spPr>
                           <a:xfrm>
                             <a:off x="0" y="0"/>
-                            <a:ext cx="572606" cy="1080000"/>
+                            <a:ext cx="1140460" cy="855345"/>
+                          </a:xfrm>
+                          <a:prstGeom prst="rect">
+                            <a:avLst/>
+                          </a:prstGeom>
+                        </pic:spPr>
+                      </pic:pic>
+                    </a:graphicData>
+                  </a:graphic>
+                </wp:inline>
+              </w:drawing>
+            </w:r>
+            <w:r>
+              <w:drawing>
+                <wp:inline distT="0" distB="0" distL="114300" distR="114300">
+                  <wp:extent cx="1140460" cy="855345"/>
+                  <wp:effectExtent l="0" t="0" r="2540" b="8255"/>
+                  <wp:docPr id="18" name="Picture 1"/>
+                  <wp:cNvGraphicFramePr>
+                    <a:graphicFrameLocks xmlns:a="http://schemas.openxmlformats.org/drawingml/2006/main" noChangeAspect="1"/>
+                  </wp:cNvGraphicFramePr>
+                  <a:graphic xmlns:a="http://schemas.openxmlformats.org/drawingml/2006/main">
+                    <a:graphicData uri="http://schemas.openxmlformats.org/drawingml/2006/picture">
+                      <pic:pic xmlns:pic="http://schemas.openxmlformats.org/drawingml/2006/picture">
+                        <pic:nvPicPr>
+                          <pic:cNvPr id="18" name="Picture 1"/>
+                          <pic:cNvPicPr>
+                            <a:picLocks noChangeAspect="1"/>
+                          </pic:cNvPicPr>
+                        </pic:nvPicPr>
+                        <pic:blipFill>
+                          <a:blip r:embed="rId5"/>
+                          <a:stretch>
+                            <a:fillRect/>
+                          </a:stretch>
+                        </pic:blipFill>
+                        <pic:spPr>
+                          <a:xfrm>
+                            <a:off x="0" y="0"/>
+                            <a:ext cx="1140460" cy="855345"/>
                           </a:xfrm>
                           <a:prstGeom prst="rect">
                             <a:avLst/>
@@ -1114,9 +1155,9 @@
             <w:r>
               <w:drawing>
                 <wp:inline distT="0" distB="0" distL="114300" distR="114300">
-                  <wp:extent cx="534035" cy="1007745"/>
-                  <wp:effectExtent l="0" t="0" r="12065" b="8255"/>
-                  <wp:docPr id="4" name="Picture 4"/>
+                  <wp:extent cx="1140460" cy="855345"/>
+                  <wp:effectExtent l="0" t="0" r="2540" b="8255"/>
+                  <wp:docPr id="19" name="Picture 1"/>
                   <wp:cNvGraphicFramePr>
                     <a:graphicFrameLocks xmlns:a="http://schemas.openxmlformats.org/drawingml/2006/main" noChangeAspect="1"/>
                   </wp:cNvGraphicFramePr>
@@ -1124,13 +1165,13 @@
                     <a:graphicData uri="http://schemas.openxmlformats.org/drawingml/2006/picture">
                       <pic:pic xmlns:pic="http://schemas.openxmlformats.org/drawingml/2006/picture">
                         <pic:nvPicPr>
-                          <pic:cNvPr id="4" name="Picture 4"/>
+                          <pic:cNvPr id="19" name="Picture 1"/>
                           <pic:cNvPicPr>
                             <a:picLocks noChangeAspect="1"/>
                           </pic:cNvPicPr>
                         </pic:nvPicPr>
                         <pic:blipFill>
-                          <a:blip r:embed="rId8"/>
+                          <a:blip r:embed="rId5"/>
                           <a:stretch>
                             <a:fillRect/>
                           </a:stretch>
@@ -1138,7 +1179,7 @@
                         <pic:spPr>
                           <a:xfrm>
                             <a:off x="0" y="0"/>
-                            <a:ext cx="534432" cy="1007999"/>
+                            <a:ext cx="1140460" cy="855345"/>
                           </a:xfrm>
                           <a:prstGeom prst="rect">
                             <a:avLst/>
@@ -1151,14 +1192,11 @@
               </w:drawing>
             </w:r>
             <w:r>
-              <w:t xml:space="preserve"> </w:t>
-            </w:r>
-            <w:r>
               <w:drawing>
                 <wp:inline distT="0" distB="0" distL="114300" distR="114300">
-                  <wp:extent cx="534035" cy="1007745"/>
-                  <wp:effectExtent l="0" t="0" r="12065" b="8255"/>
-                  <wp:docPr id="5" name="Picture 5"/>
+                  <wp:extent cx="1140460" cy="855345"/>
+                  <wp:effectExtent l="0" t="0" r="2540" b="8255"/>
+                  <wp:docPr id="20" name="Picture 1"/>
                   <wp:cNvGraphicFramePr>
                     <a:graphicFrameLocks xmlns:a="http://schemas.openxmlformats.org/drawingml/2006/main" noChangeAspect="1"/>
                   </wp:cNvGraphicFramePr>
@@ -1166,13 +1204,13 @@
                     <a:graphicData uri="http://schemas.openxmlformats.org/drawingml/2006/picture">
                       <pic:pic xmlns:pic="http://schemas.openxmlformats.org/drawingml/2006/picture">
                         <pic:nvPicPr>
-                          <pic:cNvPr id="5" name="Picture 5"/>
+                          <pic:cNvPr id="20" name="Picture 1"/>
                           <pic:cNvPicPr>
                             <a:picLocks noChangeAspect="1"/>
                           </pic:cNvPicPr>
                         </pic:nvPicPr>
                         <pic:blipFill>
-                          <a:blip r:embed="rId9"/>
+                          <a:blip r:embed="rId5"/>
                           <a:stretch>
                             <a:fillRect/>
                           </a:stretch>
@@ -1180,7 +1218,7 @@
                         <pic:spPr>
                           <a:xfrm>
                             <a:off x="0" y="0"/>
-                            <a:ext cx="534432" cy="1007999"/>
+                            <a:ext cx="1140460" cy="855345"/>
                           </a:xfrm>
                           <a:prstGeom prst="rect">
                             <a:avLst/>
@@ -1340,9 +1378,9 @@
             <w:r>
               <w:drawing>
                 <wp:inline distT="0" distB="0" distL="114300" distR="114300">
-                  <wp:extent cx="534035" cy="1007745"/>
-                  <wp:effectExtent l="0" t="0" r="12065" b="8255"/>
-                  <wp:docPr id="6" name="Picture 6"/>
+                  <wp:extent cx="1140460" cy="855345"/>
+                  <wp:effectExtent l="0" t="0" r="2540" b="8255"/>
+                  <wp:docPr id="21" name="Picture 1"/>
                   <wp:cNvGraphicFramePr>
                     <a:graphicFrameLocks xmlns:a="http://schemas.openxmlformats.org/drawingml/2006/main" noChangeAspect="1"/>
                   </wp:cNvGraphicFramePr>
@@ -1350,13 +1388,13 @@
                     <a:graphicData uri="http://schemas.openxmlformats.org/drawingml/2006/picture">
                       <pic:pic xmlns:pic="http://schemas.openxmlformats.org/drawingml/2006/picture">
                         <pic:nvPicPr>
-                          <pic:cNvPr id="6" name="Picture 6"/>
+                          <pic:cNvPr id="21" name="Picture 1"/>
                           <pic:cNvPicPr>
                             <a:picLocks noChangeAspect="1"/>
                           </pic:cNvPicPr>
                         </pic:nvPicPr>
                         <pic:blipFill>
-                          <a:blip r:embed="rId10"/>
+                          <a:blip r:embed="rId5"/>
                           <a:stretch>
                             <a:fillRect/>
                           </a:stretch>
@@ -1364,7 +1402,7 @@
                         <pic:spPr>
                           <a:xfrm>
                             <a:off x="0" y="0"/>
-                            <a:ext cx="534432" cy="1007999"/>
+                            <a:ext cx="1140460" cy="855345"/>
                           </a:xfrm>
                           <a:prstGeom prst="rect">
                             <a:avLst/>
@@ -1377,14 +1415,11 @@
               </w:drawing>
             </w:r>
             <w:r>
-              <w:t xml:space="preserve"> </w:t>
-            </w:r>
-            <w:r>
               <w:drawing>
                 <wp:inline distT="0" distB="0" distL="114300" distR="114300">
-                  <wp:extent cx="534035" cy="1007745"/>
-                  <wp:effectExtent l="0" t="0" r="12065" b="8255"/>
-                  <wp:docPr id="7" name="Picture 7"/>
+                  <wp:extent cx="1140460" cy="855345"/>
+                  <wp:effectExtent l="0" t="0" r="2540" b="8255"/>
+                  <wp:docPr id="22" name="Picture 1"/>
                   <wp:cNvGraphicFramePr>
                     <a:graphicFrameLocks xmlns:a="http://schemas.openxmlformats.org/drawingml/2006/main" noChangeAspect="1"/>
                   </wp:cNvGraphicFramePr>
@@ -1392,13 +1427,13 @@
                     <a:graphicData uri="http://schemas.openxmlformats.org/drawingml/2006/picture">
                       <pic:pic xmlns:pic="http://schemas.openxmlformats.org/drawingml/2006/picture">
                         <pic:nvPicPr>
-                          <pic:cNvPr id="7" name="Picture 7"/>
+                          <pic:cNvPr id="22" name="Picture 1"/>
                           <pic:cNvPicPr>
                             <a:picLocks noChangeAspect="1"/>
                           </pic:cNvPicPr>
                         </pic:nvPicPr>
                         <pic:blipFill>
-                          <a:blip r:embed="rId11"/>
+                          <a:blip r:embed="rId5"/>
                           <a:stretch>
                             <a:fillRect/>
                           </a:stretch>
@@ -1406,190 +1441,7 @@
                         <pic:spPr>
                           <a:xfrm>
                             <a:off x="0" y="0"/>
-                            <a:ext cx="534432" cy="1007999"/>
-                          </a:xfrm>
-                          <a:prstGeom prst="rect">
-                            <a:avLst/>
-                          </a:prstGeom>
-                        </pic:spPr>
-                      </pic:pic>
-                    </a:graphicData>
-                  </a:graphic>
-                </wp:inline>
-              </w:drawing>
-            </w:r>
-          </w:p>
-        </w:tc>
-      </w:tr>
-      <w:tr>
-        <w:tblPrEx>
-          <w:tblBorders>
-            <w:top w:val="single" w:color="000000" w:themeColor="text1" w:sz="8" w:space="0"/>
-            <w:left w:val="single" w:color="000000" w:themeColor="text1" w:sz="8" w:space="0"/>
-            <w:bottom w:val="single" w:color="000000" w:themeColor="text1" w:sz="8" w:space="0"/>
-            <w:right w:val="single" w:color="000000" w:themeColor="text1" w:sz="8" w:space="0"/>
-            <w:insideH w:val="single" w:color="000000" w:themeColor="text1" w:sz="8" w:space="0"/>
-            <w:insideV w:val="single" w:color="000000" w:themeColor="text1" w:sz="8" w:space="0"/>
-          </w:tblBorders>
-          <w:tblCellMar>
-            <w:top w:w="0" w:type="dxa"/>
-            <w:left w:w="10" w:type="dxa"/>
-            <w:bottom w:w="0" w:type="dxa"/>
-            <w:right w:w="10" w:type="dxa"/>
-          </w:tblCellMar>
-        </w:tblPrEx>
-        <w:trPr>
-          <w:trHeight w:val="1991" w:hRule="exact"/>
-        </w:trPr>
-        <w:tc>
-          <w:tcPr>
-            <w:tcW w:w="4887" w:type="dxa"/>
-            <w:gridSpan w:val="3"/>
-            <w:tcBorders>
-              <w:tl2br w:val="nil"/>
-              <w:tr2bl w:val="nil"/>
-            </w:tcBorders>
-            <w:shd w:val="clear" w:color="auto" w:fill="FFFFFF" w:themeFill="background1"/>
-            <w:tcMar>
-              <w:top w:w="80" w:type="dxa"/>
-              <w:left w:w="150" w:type="dxa"/>
-              <w:bottom w:w="80" w:type="dxa"/>
-              <w:right w:w="150" w:type="dxa"/>
-            </w:tcMar>
-            <w:vAlign w:val="top"/>
-          </w:tcPr>
-          <w:p>
-            <w:pPr>
-              <w:jc w:val="left"/>
-            </w:pPr>
-            <w:r>
-              <w:rPr>
-                <w:b w:val="0"/>
-                <w:sz w:val="18"/>
-              </w:rPr>
-              <w:t>隐患 4</w:t>
-            </w:r>
-            <w:r>
-              <w:rPr>
-                <w:b w:val="0"/>
-                <w:sz w:val="18"/>
-              </w:rPr>
-              <w:br w:type="textWrapping"/>
-            </w:r>
-            <w:r>
-              <w:rPr>
-                <w:b w:val="0"/>
-                <w:sz w:val="18"/>
-              </w:rPr>
-              <w:t>区域：塔下厂房</w:t>
-            </w:r>
-            <w:r>
-              <w:rPr>
-                <w:b w:val="0"/>
-                <w:sz w:val="18"/>
-              </w:rPr>
-              <w:br w:type="textWrapping"/>
-            </w:r>
-            <w:r>
-              <w:rPr>
-                <w:b w:val="0"/>
-                <w:sz w:val="18"/>
-              </w:rPr>
-              <w:t>任务：4米深钢结构基坑开挖安全管控</w:t>
-            </w:r>
-            <w:r>
-              <w:rPr>
-                <w:b w:val="0"/>
-                <w:sz w:val="18"/>
-              </w:rPr>
-              <w:br w:type="textWrapping"/>
-            </w:r>
-            <w:r>
-              <w:rPr>
-                <w:b w:val="0"/>
-                <w:sz w:val="18"/>
-              </w:rPr>
-              <w:t>风险描述：应急逃生风险</w:t>
-            </w:r>
-            <w:r>
-              <w:rPr>
-                <w:b w:val="0"/>
-                <w:sz w:val="18"/>
-              </w:rPr>
-              <w:br w:type="textWrapping"/>
-            </w:r>
-            <w:r>
-              <w:rPr>
-                <w:b w:val="0"/>
-                <w:sz w:val="18"/>
-              </w:rPr>
-              <w:t>排查要点：检查是否设置两个以上逃生通道、应急照明是否完好、逃生路线是否畅通</w:t>
-            </w:r>
-            <w:r>
-              <w:rPr>
-                <w:b w:val="0"/>
-                <w:sz w:val="18"/>
-              </w:rPr>
-              <w:br w:type="textWrapping"/>
-            </w:r>
-            <w:r>
-              <w:rPr>
-                <w:b w:val="0"/>
-                <w:sz w:val="18"/>
-              </w:rPr>
-              <w:t>排查时间：2026-05-02 00:10</w:t>
-            </w:r>
-          </w:p>
-        </w:tc>
-        <w:tc>
-          <w:tcPr>
-            <w:tcW w:w="4887" w:type="dxa"/>
-            <w:gridSpan w:val="2"/>
-            <w:tcBorders>
-              <w:tl2br w:val="nil"/>
-              <w:tr2bl w:val="nil"/>
-            </w:tcBorders>
-            <w:shd w:val="clear" w:color="auto" w:fill="FFFFFF" w:themeFill="background1"/>
-            <w:tcMar>
-              <w:top w:w="80" w:type="dxa"/>
-              <w:left w:w="150" w:type="dxa"/>
-              <w:bottom w:w="80" w:type="dxa"/>
-              <w:right w:w="150" w:type="dxa"/>
-            </w:tcMar>
-            <w:vAlign w:val="top"/>
-          </w:tcPr>
-          <w:p>
-            <w:pPr>
-              <w:jc w:val="both"/>
-            </w:pPr>
-            <w:r>
-              <w:drawing>
-                <wp:inline distT="0" distB="0" distL="114300" distR="114300">
-                  <wp:extent cx="572135" cy="1079500"/>
-                  <wp:effectExtent l="0" t="0" r="12065" b="0"/>
-                  <wp:docPr id="8" name="Picture 8"/>
-                  <wp:cNvGraphicFramePr>
-                    <a:graphicFrameLocks xmlns:a="http://schemas.openxmlformats.org/drawingml/2006/main" noChangeAspect="1"/>
-                  </wp:cNvGraphicFramePr>
-                  <a:graphic xmlns:a="http://schemas.openxmlformats.org/drawingml/2006/main">
-                    <a:graphicData uri="http://schemas.openxmlformats.org/drawingml/2006/picture">
-                      <pic:pic xmlns:pic="http://schemas.openxmlformats.org/drawingml/2006/picture">
-                        <pic:nvPicPr>
-                          <pic:cNvPr id="8" name="Picture 8"/>
-                          <pic:cNvPicPr>
-                            <a:picLocks noChangeAspect="1"/>
-                          </pic:cNvPicPr>
-                        </pic:nvPicPr>
-                        <pic:blipFill>
-                          <a:blip r:embed="rId12"/>
-                          <a:stretch>
-                            <a:fillRect/>
-                          </a:stretch>
-                        </pic:blipFill>
-                        <pic:spPr>
-                          <a:xfrm>
-                            <a:off x="0" y="0"/>
-                            <a:ext cx="572606" cy="1080000"/>
+                            <a:ext cx="1140460" cy="855345"/>
                           </a:xfrm>
                           <a:prstGeom prst="rect">
                             <a:avLst/>
@@ -1651,7 +1503,7 @@
                 <w:b w:val="0"/>
                 <w:sz w:val="18"/>
               </w:rPr>
-              <w:t>隐患 5</w:t>
+              <w:t>隐患 4</w:t>
             </w:r>
             <w:r>
               <w:rPr>
@@ -1693,21 +1545,21 @@
                 <w:b w:val="0"/>
                 <w:sz w:val="18"/>
               </w:rPr>
-              <w:t>风险描述：排水系统风险</w:t>
-            </w:r>
-            <w:r>
-              <w:rPr>
-                <w:b w:val="0"/>
-                <w:sz w:val="18"/>
-              </w:rPr>
-              <w:br w:type="textWrapping"/>
-            </w:r>
-            <w:r>
-              <w:rPr>
-                <w:b w:val="0"/>
-                <w:sz w:val="18"/>
-              </w:rPr>
-              <w:t>排查要点：检查坑底集水井数量（每50㎡至少1个）、排水泵是否正常、排水管是否接至沉淀池</w:t>
+              <w:t>风险描述：应急逃生风险</w:t>
+            </w:r>
+            <w:r>
+              <w:rPr>
+                <w:b w:val="0"/>
+                <w:sz w:val="18"/>
+              </w:rPr>
+              <w:br w:type="textWrapping"/>
+            </w:r>
+            <w:r>
+              <w:rPr>
+                <w:b w:val="0"/>
+                <w:sz w:val="18"/>
+              </w:rPr>
+              <w:t>排查要点：检查是否设置两个以上逃生通道、应急照明是否完好、逃生路线是否畅通</w:t>
             </w:r>
             <w:r>
               <w:rPr>
@@ -1749,9 +1601,9 @@
             <w:r>
               <w:drawing>
                 <wp:inline distT="0" distB="0" distL="114300" distR="114300">
-                  <wp:extent cx="572135" cy="1079500"/>
-                  <wp:effectExtent l="0" t="0" r="12065" b="0"/>
-                  <wp:docPr id="9" name="Picture 9"/>
+                  <wp:extent cx="1140460" cy="855345"/>
+                  <wp:effectExtent l="0" t="0" r="2540" b="8255"/>
+                  <wp:docPr id="23" name="Picture 1"/>
                   <wp:cNvGraphicFramePr>
                     <a:graphicFrameLocks xmlns:a="http://schemas.openxmlformats.org/drawingml/2006/main" noChangeAspect="1"/>
                   </wp:cNvGraphicFramePr>
@@ -1759,13 +1611,13 @@
                     <a:graphicData uri="http://schemas.openxmlformats.org/drawingml/2006/picture">
                       <pic:pic xmlns:pic="http://schemas.openxmlformats.org/drawingml/2006/picture">
                         <pic:nvPicPr>
-                          <pic:cNvPr id="9" name="Picture 9"/>
+                          <pic:cNvPr id="23" name="Picture 1"/>
                           <pic:cNvPicPr>
                             <a:picLocks noChangeAspect="1"/>
                           </pic:cNvPicPr>
                         </pic:nvPicPr>
                         <pic:blipFill>
-                          <a:blip r:embed="rId13"/>
+                          <a:blip r:embed="rId5"/>
                           <a:stretch>
                             <a:fillRect/>
                           </a:stretch>
@@ -1773,7 +1625,46 @@
                         <pic:spPr>
                           <a:xfrm>
                             <a:off x="0" y="0"/>
-                            <a:ext cx="572606" cy="1080000"/>
+                            <a:ext cx="1140460" cy="855345"/>
+                          </a:xfrm>
+                          <a:prstGeom prst="rect">
+                            <a:avLst/>
+                          </a:prstGeom>
+                        </pic:spPr>
+                      </pic:pic>
+                    </a:graphicData>
+                  </a:graphic>
+                </wp:inline>
+              </w:drawing>
+            </w:r>
+            <w:r>
+              <w:drawing>
+                <wp:inline distT="0" distB="0" distL="114300" distR="114300">
+                  <wp:extent cx="1140460" cy="855345"/>
+                  <wp:effectExtent l="0" t="0" r="2540" b="8255"/>
+                  <wp:docPr id="24" name="Picture 1"/>
+                  <wp:cNvGraphicFramePr>
+                    <a:graphicFrameLocks xmlns:a="http://schemas.openxmlformats.org/drawingml/2006/main" noChangeAspect="1"/>
+                  </wp:cNvGraphicFramePr>
+                  <a:graphic xmlns:a="http://schemas.openxmlformats.org/drawingml/2006/main">
+                    <a:graphicData uri="http://schemas.openxmlformats.org/drawingml/2006/picture">
+                      <pic:pic xmlns:pic="http://schemas.openxmlformats.org/drawingml/2006/picture">
+                        <pic:nvPicPr>
+                          <pic:cNvPr id="24" name="Picture 1"/>
+                          <pic:cNvPicPr>
+                            <a:picLocks noChangeAspect="1"/>
+                          </pic:cNvPicPr>
+                        </pic:nvPicPr>
+                        <pic:blipFill>
+                          <a:blip r:embed="rId5"/>
+                          <a:stretch>
+                            <a:fillRect/>
+                          </a:stretch>
+                        </pic:blipFill>
+                        <pic:spPr>
+                          <a:xfrm>
+                            <a:off x="0" y="0"/>
+                            <a:ext cx="1140460" cy="855345"/>
                           </a:xfrm>
                           <a:prstGeom prst="rect">
                             <a:avLst/>
@@ -1835,7 +1726,7 @@
                 <w:b w:val="0"/>
                 <w:sz w:val="18"/>
               </w:rPr>
-              <w:t>隐患 6</w:t>
+              <w:t>隐患 5</w:t>
             </w:r>
             <w:r>
               <w:rPr>
@@ -1877,35 +1768,35 @@
                 <w:b w:val="0"/>
                 <w:sz w:val="18"/>
               </w:rPr>
-              <w:t>风险描述：物体打击风险</w:t>
-            </w:r>
-            <w:r>
-              <w:rPr>
-                <w:b w:val="0"/>
-                <w:sz w:val="18"/>
-              </w:rPr>
-              <w:br w:type="textWrapping"/>
-            </w:r>
-            <w:r>
-              <w:rPr>
-                <w:b w:val="0"/>
-                <w:sz w:val="18"/>
-              </w:rPr>
-              <w:t>排查要点：检查坑边1米内是否堆放土方/材料、人员是否正确佩戴安全帽、是否设置警示隔离区</w:t>
-            </w:r>
-            <w:r>
-              <w:rPr>
-                <w:b w:val="0"/>
-                <w:sz w:val="18"/>
-              </w:rPr>
-              <w:br w:type="textWrapping"/>
-            </w:r>
-            <w:r>
-              <w:rPr>
-                <w:b w:val="0"/>
-                <w:sz w:val="18"/>
-              </w:rPr>
-              <w:t>排查时间：2026-05-02 00:09</w:t>
+              <w:t>风险描述：排水系统风险</w:t>
+            </w:r>
+            <w:r>
+              <w:rPr>
+                <w:b w:val="0"/>
+                <w:sz w:val="18"/>
+              </w:rPr>
+              <w:br w:type="textWrapping"/>
+            </w:r>
+            <w:r>
+              <w:rPr>
+                <w:b w:val="0"/>
+                <w:sz w:val="18"/>
+              </w:rPr>
+              <w:t>排查要点：检查坑底集水井数量（每50㎡至少1个）、排水泵是否正常、排水管是否接至沉淀池</w:t>
+            </w:r>
+            <w:r>
+              <w:rPr>
+                <w:b w:val="0"/>
+                <w:sz w:val="18"/>
+              </w:rPr>
+              <w:br w:type="textWrapping"/>
+            </w:r>
+            <w:r>
+              <w:rPr>
+                <w:b w:val="0"/>
+                <w:sz w:val="18"/>
+              </w:rPr>
+              <w:t>排查时间：2026-05-02 00:10</w:t>
             </w:r>
           </w:p>
         </w:tc>
@@ -1933,9 +1824,9 @@
             <w:r>
               <w:drawing>
                 <wp:inline distT="0" distB="0" distL="114300" distR="114300">
-                  <wp:extent cx="534035" cy="1007745"/>
-                  <wp:effectExtent l="0" t="0" r="12065" b="8255"/>
-                  <wp:docPr id="10" name="Picture 10"/>
+                  <wp:extent cx="1140460" cy="855345"/>
+                  <wp:effectExtent l="0" t="0" r="2540" b="8255"/>
+                  <wp:docPr id="25" name="Picture 1"/>
                   <wp:cNvGraphicFramePr>
                     <a:graphicFrameLocks xmlns:a="http://schemas.openxmlformats.org/drawingml/2006/main" noChangeAspect="1"/>
                   </wp:cNvGraphicFramePr>
@@ -1943,13 +1834,13 @@
                     <a:graphicData uri="http://schemas.openxmlformats.org/drawingml/2006/picture">
                       <pic:pic xmlns:pic="http://schemas.openxmlformats.org/drawingml/2006/picture">
                         <pic:nvPicPr>
-                          <pic:cNvPr id="10" name="Picture 10"/>
+                          <pic:cNvPr id="25" name="Picture 1"/>
                           <pic:cNvPicPr>
                             <a:picLocks noChangeAspect="1"/>
                           </pic:cNvPicPr>
                         </pic:nvPicPr>
                         <pic:blipFill>
-                          <a:blip r:embed="rId14"/>
+                          <a:blip r:embed="rId5"/>
                           <a:stretch>
                             <a:fillRect/>
                           </a:stretch>
@@ -1957,7 +1848,7 @@
                         <pic:spPr>
                           <a:xfrm>
                             <a:off x="0" y="0"/>
-                            <a:ext cx="534432" cy="1007999"/>
+                            <a:ext cx="1140460" cy="855345"/>
                           </a:xfrm>
                           <a:prstGeom prst="rect">
                             <a:avLst/>
@@ -1970,14 +1861,11 @@
               </w:drawing>
             </w:r>
             <w:r>
-              <w:t xml:space="preserve"> </w:t>
-            </w:r>
-            <w:r>
               <w:drawing>
                 <wp:inline distT="0" distB="0" distL="114300" distR="114300">
-                  <wp:extent cx="534035" cy="1007745"/>
-                  <wp:effectExtent l="0" t="0" r="12065" b="8255"/>
-                  <wp:docPr id="11" name="Picture 11"/>
+                  <wp:extent cx="1140460" cy="855345"/>
+                  <wp:effectExtent l="0" t="0" r="2540" b="8255"/>
+                  <wp:docPr id="26" name="Picture 1"/>
                   <wp:cNvGraphicFramePr>
                     <a:graphicFrameLocks xmlns:a="http://schemas.openxmlformats.org/drawingml/2006/main" noChangeAspect="1"/>
                   </wp:cNvGraphicFramePr>
@@ -1985,13 +1873,13 @@
                     <a:graphicData uri="http://schemas.openxmlformats.org/drawingml/2006/picture">
                       <pic:pic xmlns:pic="http://schemas.openxmlformats.org/drawingml/2006/picture">
                         <pic:nvPicPr>
-                          <pic:cNvPr id="11" name="Picture 11"/>
+                          <pic:cNvPr id="26" name="Picture 1"/>
                           <pic:cNvPicPr>
                             <a:picLocks noChangeAspect="1"/>
                           </pic:cNvPicPr>
                         </pic:nvPicPr>
                         <pic:blipFill>
-                          <a:blip r:embed="rId15"/>
+                          <a:blip r:embed="rId5"/>
                           <a:stretch>
                             <a:fillRect/>
                           </a:stretch>
@@ -1999,7 +1887,7 @@
                         <pic:spPr>
                           <a:xfrm>
                             <a:off x="0" y="0"/>
-                            <a:ext cx="534432" cy="1007999"/>
+                            <a:ext cx="1140460" cy="855345"/>
                           </a:xfrm>
                           <a:prstGeom prst="rect">
                             <a:avLst/>
@@ -2061,7 +1949,7 @@
                 <w:b w:val="0"/>
                 <w:sz w:val="18"/>
               </w:rPr>
-              <w:t>隐患 7</w:t>
+              <w:t>隐患 6</w:t>
             </w:r>
             <w:r>
               <w:rPr>
@@ -2103,21 +1991,21 @@
                 <w:b w:val="0"/>
                 <w:sz w:val="18"/>
               </w:rPr>
-              <w:t>风险描述：监护缺失风险</w:t>
-            </w:r>
-            <w:r>
-              <w:rPr>
-                <w:b w:val="0"/>
-                <w:sz w:val="18"/>
-              </w:rPr>
-              <w:br w:type="textWrapping"/>
-            </w:r>
-            <w:r>
-              <w:rPr>
-                <w:b w:val="0"/>
-                <w:sz w:val="18"/>
-              </w:rPr>
-              <w:t>排查要点：检查监护人员是否在岗、是否携带气体检测仪和通讯设备、是否掌握应急程序</w:t>
+              <w:t>风险描述：物体打击风险</w:t>
+            </w:r>
+            <w:r>
+              <w:rPr>
+                <w:b w:val="0"/>
+                <w:sz w:val="18"/>
+              </w:rPr>
+              <w:br w:type="textWrapping"/>
+            </w:r>
+            <w:r>
+              <w:rPr>
+                <w:b w:val="0"/>
+                <w:sz w:val="18"/>
+              </w:rPr>
+              <w:t>排查要点：检查坑边1米内是否堆放土方/材料、人员是否正确佩戴安全帽、是否设置警示隔离区</w:t>
             </w:r>
             <w:r>
               <w:rPr>
@@ -2159,9 +2047,9 @@
             <w:r>
               <w:drawing>
                 <wp:inline distT="0" distB="0" distL="114300" distR="114300">
-                  <wp:extent cx="572135" cy="1079500"/>
-                  <wp:effectExtent l="0" t="0" r="12065" b="0"/>
-                  <wp:docPr id="12" name="Picture 12"/>
+                  <wp:extent cx="1140460" cy="855345"/>
+                  <wp:effectExtent l="0" t="0" r="2540" b="8255"/>
+                  <wp:docPr id="27" name="Picture 1"/>
                   <wp:cNvGraphicFramePr>
                     <a:graphicFrameLocks xmlns:a="http://schemas.openxmlformats.org/drawingml/2006/main" noChangeAspect="1"/>
                   </wp:cNvGraphicFramePr>
@@ -2169,13 +2057,13 @@
                     <a:graphicData uri="http://schemas.openxmlformats.org/drawingml/2006/picture">
                       <pic:pic xmlns:pic="http://schemas.openxmlformats.org/drawingml/2006/picture">
                         <pic:nvPicPr>
-                          <pic:cNvPr id="12" name="Picture 12"/>
+                          <pic:cNvPr id="27" name="Picture 1"/>
                           <pic:cNvPicPr>
                             <a:picLocks noChangeAspect="1"/>
                           </pic:cNvPicPr>
                         </pic:nvPicPr>
                         <pic:blipFill>
-                          <a:blip r:embed="rId16"/>
+                          <a:blip r:embed="rId5"/>
                           <a:stretch>
                             <a:fillRect/>
                           </a:stretch>
@@ -2183,7 +2071,46 @@
                         <pic:spPr>
                           <a:xfrm>
                             <a:off x="0" y="0"/>
-                            <a:ext cx="572606" cy="1080000"/>
+                            <a:ext cx="1140460" cy="855345"/>
+                          </a:xfrm>
+                          <a:prstGeom prst="rect">
+                            <a:avLst/>
+                          </a:prstGeom>
+                        </pic:spPr>
+                      </pic:pic>
+                    </a:graphicData>
+                  </a:graphic>
+                </wp:inline>
+              </w:drawing>
+            </w:r>
+            <w:r>
+              <w:drawing>
+                <wp:inline distT="0" distB="0" distL="114300" distR="114300">
+                  <wp:extent cx="1140460" cy="855345"/>
+                  <wp:effectExtent l="0" t="0" r="2540" b="8255"/>
+                  <wp:docPr id="28" name="Picture 1"/>
+                  <wp:cNvGraphicFramePr>
+                    <a:graphicFrameLocks xmlns:a="http://schemas.openxmlformats.org/drawingml/2006/main" noChangeAspect="1"/>
+                  </wp:cNvGraphicFramePr>
+                  <a:graphic xmlns:a="http://schemas.openxmlformats.org/drawingml/2006/main">
+                    <a:graphicData uri="http://schemas.openxmlformats.org/drawingml/2006/picture">
+                      <pic:pic xmlns:pic="http://schemas.openxmlformats.org/drawingml/2006/picture">
+                        <pic:nvPicPr>
+                          <pic:cNvPr id="28" name="Picture 1"/>
+                          <pic:cNvPicPr>
+                            <a:picLocks noChangeAspect="1"/>
+                          </pic:cNvPicPr>
+                        </pic:nvPicPr>
+                        <pic:blipFill>
+                          <a:blip r:embed="rId5"/>
+                          <a:stretch>
+                            <a:fillRect/>
+                          </a:stretch>
+                        </pic:blipFill>
+                        <pic:spPr>
+                          <a:xfrm>
+                            <a:off x="0" y="0"/>
+                            <a:ext cx="1140460" cy="855345"/>
                           </a:xfrm>
                           <a:prstGeom prst="rect">
                             <a:avLst/>
@@ -2245,7 +2172,7 @@
                 <w:b w:val="0"/>
                 <w:sz w:val="18"/>
               </w:rPr>
-              <w:t>隐患 8</w:t>
+              <w:t>隐患 7</w:t>
             </w:r>
             <w:r>
               <w:rPr>
@@ -2287,21 +2214,21 @@
                 <w:b w:val="0"/>
                 <w:sz w:val="18"/>
               </w:rPr>
-              <w:t>风险描述：脚手架坍塌风险</w:t>
-            </w:r>
-            <w:r>
-              <w:rPr>
-                <w:b w:val="0"/>
-                <w:sz w:val="18"/>
-              </w:rPr>
-              <w:br w:type="textWrapping"/>
-            </w:r>
-            <w:r>
-              <w:rPr>
-                <w:b w:val="0"/>
-                <w:sz w:val="18"/>
-              </w:rPr>
-              <w:t>排查要点：检查脚手架立杆间距≤1.8米、步距≤2米、剪刀撑连续设置、底座有无沉降、连墙件每两步三跨设置</w:t>
+              <w:t>风险描述：监护缺失风险</w:t>
+            </w:r>
+            <w:r>
+              <w:rPr>
+                <w:b w:val="0"/>
+                <w:sz w:val="18"/>
+              </w:rPr>
+              <w:br w:type="textWrapping"/>
+            </w:r>
+            <w:r>
+              <w:rPr>
+                <w:b w:val="0"/>
+                <w:sz w:val="18"/>
+              </w:rPr>
+              <w:t>排查要点：检查监护人员是否在岗、是否携带气体检测仪和通讯设备、是否掌握应急程序</w:t>
             </w:r>
             <w:r>
               <w:rPr>
@@ -2343,9 +2270,9 @@
             <w:r>
               <w:drawing>
                 <wp:inline distT="0" distB="0" distL="114300" distR="114300">
-                  <wp:extent cx="534035" cy="1007745"/>
-                  <wp:effectExtent l="0" t="0" r="12065" b="8255"/>
-                  <wp:docPr id="13" name="Picture 13"/>
+                  <wp:extent cx="1140460" cy="855345"/>
+                  <wp:effectExtent l="0" t="0" r="2540" b="8255"/>
+                  <wp:docPr id="29" name="Picture 1"/>
                   <wp:cNvGraphicFramePr>
                     <a:graphicFrameLocks xmlns:a="http://schemas.openxmlformats.org/drawingml/2006/main" noChangeAspect="1"/>
                   </wp:cNvGraphicFramePr>
@@ -2353,13 +2280,13 @@
                     <a:graphicData uri="http://schemas.openxmlformats.org/drawingml/2006/picture">
                       <pic:pic xmlns:pic="http://schemas.openxmlformats.org/drawingml/2006/picture">
                         <pic:nvPicPr>
-                          <pic:cNvPr id="13" name="Picture 13"/>
+                          <pic:cNvPr id="29" name="Picture 1"/>
                           <pic:cNvPicPr>
                             <a:picLocks noChangeAspect="1"/>
                           </pic:cNvPicPr>
                         </pic:nvPicPr>
                         <pic:blipFill>
-                          <a:blip r:embed="rId17"/>
+                          <a:blip r:embed="rId5"/>
                           <a:stretch>
                             <a:fillRect/>
                           </a:stretch>
@@ -2367,7 +2294,7 @@
                         <pic:spPr>
                           <a:xfrm>
                             <a:off x="0" y="0"/>
-                            <a:ext cx="534432" cy="1007999"/>
+                            <a:ext cx="1140460" cy="855345"/>
                           </a:xfrm>
                           <a:prstGeom prst="rect">
                             <a:avLst/>
@@ -2380,14 +2307,11 @@
               </w:drawing>
             </w:r>
             <w:r>
-              <w:t xml:space="preserve"> </w:t>
-            </w:r>
-            <w:r>
               <w:drawing>
                 <wp:inline distT="0" distB="0" distL="114300" distR="114300">
-                  <wp:extent cx="534035" cy="1007745"/>
-                  <wp:effectExtent l="0" t="0" r="12065" b="8255"/>
-                  <wp:docPr id="14" name="Picture 14"/>
+                  <wp:extent cx="1140460" cy="855345"/>
+                  <wp:effectExtent l="0" t="0" r="2540" b="8255"/>
+                  <wp:docPr id="30" name="Picture 1"/>
                   <wp:cNvGraphicFramePr>
                     <a:graphicFrameLocks xmlns:a="http://schemas.openxmlformats.org/drawingml/2006/main" noChangeAspect="1"/>
                   </wp:cNvGraphicFramePr>
@@ -2395,13 +2319,13 @@
                     <a:graphicData uri="http://schemas.openxmlformats.org/drawingml/2006/picture">
                       <pic:pic xmlns:pic="http://schemas.openxmlformats.org/drawingml/2006/picture">
                         <pic:nvPicPr>
-                          <pic:cNvPr id="14" name="Picture 14"/>
+                          <pic:cNvPr id="30" name="Picture 1"/>
                           <pic:cNvPicPr>
                             <a:picLocks noChangeAspect="1"/>
                           </pic:cNvPicPr>
                         </pic:nvPicPr>
                         <pic:blipFill>
-                          <a:blip r:embed="rId18"/>
+                          <a:blip r:embed="rId5"/>
                           <a:stretch>
                             <a:fillRect/>
                           </a:stretch>
@@ -2409,7 +2333,315 @@
                         <pic:spPr>
                           <a:xfrm>
                             <a:off x="0" y="0"/>
-                            <a:ext cx="534432" cy="1007999"/>
+                            <a:ext cx="1140460" cy="855345"/>
+                          </a:xfrm>
+                          <a:prstGeom prst="rect">
+                            <a:avLst/>
+                          </a:prstGeom>
+                        </pic:spPr>
+                      </pic:pic>
+                    </a:graphicData>
+                  </a:graphic>
+                </wp:inline>
+              </w:drawing>
+            </w:r>
+          </w:p>
+        </w:tc>
+      </w:tr>
+      <w:tr>
+        <w:tblPrEx>
+          <w:tblBorders>
+            <w:top w:val="single" w:color="000000" w:themeColor="text1" w:sz="8" w:space="0"/>
+            <w:left w:val="single" w:color="000000" w:themeColor="text1" w:sz="8" w:space="0"/>
+            <w:bottom w:val="single" w:color="000000" w:themeColor="text1" w:sz="8" w:space="0"/>
+            <w:right w:val="single" w:color="000000" w:themeColor="text1" w:sz="8" w:space="0"/>
+            <w:insideH w:val="single" w:color="000000" w:themeColor="text1" w:sz="8" w:space="0"/>
+            <w:insideV w:val="single" w:color="000000" w:themeColor="text1" w:sz="8" w:space="0"/>
+          </w:tblBorders>
+          <w:shd w:val="clear" w:color="auto" w:fill="FFFFFF" w:themeFill="background1"/>
+          <w:tblCellMar>
+            <w:top w:w="0" w:type="dxa"/>
+            <w:left w:w="10" w:type="dxa"/>
+            <w:bottom w:w="0" w:type="dxa"/>
+            <w:right w:w="10" w:type="dxa"/>
+          </w:tblCellMar>
+        </w:tblPrEx>
+        <w:trPr>
+          <w:trHeight w:val="2881" w:hRule="exact"/>
+        </w:trPr>
+        <w:tc>
+          <w:tcPr>
+            <w:tcW w:w="4887" w:type="dxa"/>
+            <w:gridSpan w:val="3"/>
+            <w:tcBorders>
+              <w:tl2br w:val="nil"/>
+              <w:tr2bl w:val="nil"/>
+            </w:tcBorders>
+            <w:shd w:val="clear" w:color="auto" w:fill="FFFFFF" w:themeFill="background1"/>
+            <w:tcMar>
+              <w:top w:w="80" w:type="dxa"/>
+              <w:left w:w="150" w:type="dxa"/>
+              <w:bottom w:w="80" w:type="dxa"/>
+              <w:right w:w="150" w:type="dxa"/>
+            </w:tcMar>
+            <w:vAlign w:val="top"/>
+          </w:tcPr>
+          <w:p>
+            <w:pPr>
+              <w:jc w:val="left"/>
+            </w:pPr>
+            <w:r>
+              <w:rPr>
+                <w:b w:val="0"/>
+                <w:sz w:val="18"/>
+              </w:rPr>
+              <w:t>隐患 8</w:t>
+            </w:r>
+            <w:r>
+              <w:rPr>
+                <w:b w:val="0"/>
+                <w:sz w:val="18"/>
+              </w:rPr>
+              <w:br w:type="textWrapping"/>
+            </w:r>
+            <w:r>
+              <w:rPr>
+                <w:b w:val="0"/>
+                <w:sz w:val="18"/>
+              </w:rPr>
+              <w:t>区域：塔下厂房</w:t>
+            </w:r>
+            <w:r>
+              <w:rPr>
+                <w:b w:val="0"/>
+                <w:sz w:val="18"/>
+              </w:rPr>
+              <w:br w:type="textWrapping"/>
+            </w:r>
+            <w:r>
+              <w:rPr>
+                <w:b w:val="0"/>
+                <w:sz w:val="18"/>
+              </w:rPr>
+              <w:t>任务：4米深钢结构基坑开挖安全管控</w:t>
+            </w:r>
+            <w:r>
+              <w:rPr>
+                <w:b w:val="0"/>
+                <w:sz w:val="18"/>
+              </w:rPr>
+              <w:br w:type="textWrapping"/>
+            </w:r>
+            <w:r>
+              <w:rPr>
+                <w:b w:val="0"/>
+                <w:sz w:val="18"/>
+              </w:rPr>
+              <w:t>风险描述：脚手架坍塌风险</w:t>
+            </w:r>
+            <w:r>
+              <w:rPr>
+                <w:b w:val="0"/>
+                <w:sz w:val="18"/>
+              </w:rPr>
+              <w:br w:type="textWrapping"/>
+            </w:r>
+            <w:r>
+              <w:rPr>
+                <w:b w:val="0"/>
+                <w:sz w:val="18"/>
+              </w:rPr>
+              <w:t>排查要点：检查脚手架立杆间距≤1.8米、步距≤2米、剪刀撑连续设置、底座有无沉降、连墙件每两步三跨设置</w:t>
+            </w:r>
+            <w:r>
+              <w:rPr>
+                <w:b w:val="0"/>
+                <w:sz w:val="18"/>
+              </w:rPr>
+              <w:br w:type="textWrapping"/>
+            </w:r>
+            <w:r>
+              <w:rPr>
+                <w:b w:val="0"/>
+                <w:sz w:val="18"/>
+              </w:rPr>
+              <w:t>排查时间：2026-05-02 00:09</w:t>
+            </w:r>
+          </w:p>
+        </w:tc>
+        <w:tc>
+          <w:tcPr>
+            <w:tcW w:w="4887" w:type="dxa"/>
+            <w:gridSpan w:val="2"/>
+            <w:tcBorders>
+              <w:tl2br w:val="nil"/>
+              <w:tr2bl w:val="nil"/>
+            </w:tcBorders>
+            <w:shd w:val="clear" w:color="auto" w:fill="FFFFFF" w:themeFill="background1"/>
+            <w:tcMar>
+              <w:top w:w="80" w:type="dxa"/>
+              <w:left w:w="150" w:type="dxa"/>
+              <w:bottom w:w="80" w:type="dxa"/>
+              <w:right w:w="150" w:type="dxa"/>
+            </w:tcMar>
+            <w:vAlign w:val="top"/>
+          </w:tcPr>
+          <w:p>
+            <w:pPr>
+              <w:jc w:val="both"/>
+            </w:pPr>
+            <w:r>
+              <w:drawing>
+                <wp:inline distT="0" distB="0" distL="114300" distR="114300">
+                  <wp:extent cx="1140460" cy="855345"/>
+                  <wp:effectExtent l="0" t="0" r="2540" b="8255"/>
+                  <wp:docPr id="32" name="Picture 1"/>
+                  <wp:cNvGraphicFramePr>
+                    <a:graphicFrameLocks xmlns:a="http://schemas.openxmlformats.org/drawingml/2006/main" noChangeAspect="1"/>
+                  </wp:cNvGraphicFramePr>
+                  <a:graphic xmlns:a="http://schemas.openxmlformats.org/drawingml/2006/main">
+                    <a:graphicData uri="http://schemas.openxmlformats.org/drawingml/2006/picture">
+                      <pic:pic xmlns:pic="http://schemas.openxmlformats.org/drawingml/2006/picture">
+                        <pic:nvPicPr>
+                          <pic:cNvPr id="32" name="Picture 1"/>
+                          <pic:cNvPicPr>
+                            <a:picLocks noChangeAspect="1"/>
+                          </pic:cNvPicPr>
+                        </pic:nvPicPr>
+                        <pic:blipFill>
+                          <a:blip r:embed="rId5"/>
+                          <a:stretch>
+                            <a:fillRect/>
+                          </a:stretch>
+                        </pic:blipFill>
+                        <pic:spPr>
+                          <a:xfrm>
+                            <a:off x="0" y="0"/>
+                            <a:ext cx="1140460" cy="855345"/>
+                          </a:xfrm>
+                          <a:prstGeom prst="rect">
+                            <a:avLst/>
+                          </a:prstGeom>
+                        </pic:spPr>
+                      </pic:pic>
+                    </a:graphicData>
+                  </a:graphic>
+                </wp:inline>
+              </w:drawing>
+            </w:r>
+            <w:r>
+              <w:drawing>
+                <wp:inline distT="0" distB="0" distL="114300" distR="114300">
+                  <wp:extent cx="1140460" cy="855345"/>
+                  <wp:effectExtent l="0" t="0" r="2540" b="8255"/>
+                  <wp:docPr id="33" name="Picture 1"/>
+                  <wp:cNvGraphicFramePr>
+                    <a:graphicFrameLocks xmlns:a="http://schemas.openxmlformats.org/drawingml/2006/main" noChangeAspect="1"/>
+                  </wp:cNvGraphicFramePr>
+                  <a:graphic xmlns:a="http://schemas.openxmlformats.org/drawingml/2006/main">
+                    <a:graphicData uri="http://schemas.openxmlformats.org/drawingml/2006/picture">
+                      <pic:pic xmlns:pic="http://schemas.openxmlformats.org/drawingml/2006/picture">
+                        <pic:nvPicPr>
+                          <pic:cNvPr id="33" name="Picture 1"/>
+                          <pic:cNvPicPr>
+                            <a:picLocks noChangeAspect="1"/>
+                          </pic:cNvPicPr>
+                        </pic:nvPicPr>
+                        <pic:blipFill>
+                          <a:blip r:embed="rId5"/>
+                          <a:stretch>
+                            <a:fillRect/>
+                          </a:stretch>
+                        </pic:blipFill>
+                        <pic:spPr>
+                          <a:xfrm>
+                            <a:off x="0" y="0"/>
+                            <a:ext cx="1140460" cy="855345"/>
+                          </a:xfrm>
+                          <a:prstGeom prst="rect">
+                            <a:avLst/>
+                          </a:prstGeom>
+                        </pic:spPr>
+                      </pic:pic>
+                    </a:graphicData>
+                  </a:graphic>
+                </wp:inline>
+              </w:drawing>
+            </w:r>
+            <w:bookmarkStart w:id="0" w:name="_GoBack"/>
+            <w:bookmarkEnd w:id="0"/>
+          </w:p>
+          <w:p>
+            <w:pPr>
+              <w:jc w:val="both"/>
+            </w:pPr>
+            <w:r>
+              <w:drawing>
+                <wp:inline distT="0" distB="0" distL="114300" distR="114300">
+                  <wp:extent cx="1140460" cy="855345"/>
+                  <wp:effectExtent l="0" t="0" r="2540" b="8255"/>
+                  <wp:docPr id="34" name="Picture 1"/>
+                  <wp:cNvGraphicFramePr>
+                    <a:graphicFrameLocks xmlns:a="http://schemas.openxmlformats.org/drawingml/2006/main" noChangeAspect="1"/>
+                  </wp:cNvGraphicFramePr>
+                  <a:graphic xmlns:a="http://schemas.openxmlformats.org/drawingml/2006/main">
+                    <a:graphicData uri="http://schemas.openxmlformats.org/drawingml/2006/picture">
+                      <pic:pic xmlns:pic="http://schemas.openxmlformats.org/drawingml/2006/picture">
+                        <pic:nvPicPr>
+                          <pic:cNvPr id="34" name="Picture 1"/>
+                          <pic:cNvPicPr>
+                            <a:picLocks noChangeAspect="1"/>
+                          </pic:cNvPicPr>
+                        </pic:nvPicPr>
+                        <pic:blipFill>
+                          <a:blip r:embed="rId5"/>
+                          <a:stretch>
+                            <a:fillRect/>
+                          </a:stretch>
+                        </pic:blipFill>
+                        <pic:spPr>
+                          <a:xfrm>
+                            <a:off x="0" y="0"/>
+                            <a:ext cx="1140460" cy="855345"/>
+                          </a:xfrm>
+                          <a:prstGeom prst="rect">
+                            <a:avLst/>
+                          </a:prstGeom>
+                        </pic:spPr>
+                      </pic:pic>
+                    </a:graphicData>
+                  </a:graphic>
+                </wp:inline>
+              </w:drawing>
+            </w:r>
+            <w:r>
+              <w:drawing>
+                <wp:inline distT="0" distB="0" distL="114300" distR="114300">
+                  <wp:extent cx="1140460" cy="855345"/>
+                  <wp:effectExtent l="0" t="0" r="2540" b="8255"/>
+                  <wp:docPr id="38" name="Picture 1"/>
+                  <wp:cNvGraphicFramePr>
+                    <a:graphicFrameLocks xmlns:a="http://schemas.openxmlformats.org/drawingml/2006/main" noChangeAspect="1"/>
+                  </wp:cNvGraphicFramePr>
+                  <a:graphic xmlns:a="http://schemas.openxmlformats.org/drawingml/2006/main">
+                    <a:graphicData uri="http://schemas.openxmlformats.org/drawingml/2006/picture">
+                      <pic:pic xmlns:pic="http://schemas.openxmlformats.org/drawingml/2006/picture">
+                        <pic:nvPicPr>
+                          <pic:cNvPr id="38" name="Picture 1"/>
+                          <pic:cNvPicPr>
+                            <a:picLocks noChangeAspect="1"/>
+                          </pic:cNvPicPr>
+                        </pic:nvPicPr>
+                        <pic:blipFill>
+                          <a:blip r:embed="rId5"/>
+                          <a:stretch>
+                            <a:fillRect/>
+                          </a:stretch>
+                        </pic:blipFill>
+                        <pic:spPr>
+                          <a:xfrm>
+                            <a:off x="0" y="0"/>
+                            <a:ext cx="1140460" cy="855345"/>
                           </a:xfrm>
                           <a:prstGeom prst="rect">
                             <a:avLst/>

--- a/mobile/施工安全日志模板.docx
+++ b/mobile/施工安全日志模板.docx
@@ -973,9 +973,9 @@
             <w:r>
               <w:drawing>
                 <wp:inline distT="0" distB="0" distL="114300" distR="114300">
-                  <wp:extent cx="1140460" cy="855345"/>
-                  <wp:effectExtent l="0" t="0" r="2540" b="8255"/>
-                  <wp:docPr id="18" name="Picture 1"/>
+                  <wp:extent cx="572135" cy="1079500"/>
+                  <wp:effectExtent l="0" t="0" r="12065" b="0"/>
+                  <wp:docPr id="2" name="Picture 1"/>
                   <wp:cNvGraphicFramePr>
                     <a:graphicFrameLocks xmlns:a="http://schemas.openxmlformats.org/drawingml/2006/main" noChangeAspect="1"/>
                   </wp:cNvGraphicFramePr>
@@ -983,13 +983,13 @@
                     <a:graphicData uri="http://schemas.openxmlformats.org/drawingml/2006/picture">
                       <pic:pic xmlns:pic="http://schemas.openxmlformats.org/drawingml/2006/picture">
                         <pic:nvPicPr>
-                          <pic:cNvPr id="18" name="Picture 1"/>
+                          <pic:cNvPr id="2" name="Picture 1"/>
                           <pic:cNvPicPr>
                             <a:picLocks noChangeAspect="1"/>
                           </pic:cNvPicPr>
                         </pic:nvPicPr>
                         <pic:blipFill>
-                          <a:blip r:embed="rId5"/>
+                          <a:blip r:embed="rId6"/>
                           <a:stretch>
                             <a:fillRect/>
                           </a:stretch>
@@ -997,7 +997,7 @@
                         <pic:spPr>
                           <a:xfrm>
                             <a:off x="0" y="0"/>
-                            <a:ext cx="1140460" cy="855345"/>
+                            <a:ext cx="572606" cy="1080000"/>
                           </a:xfrm>
                           <a:prstGeom prst="rect">
                             <a:avLst/>
@@ -1219,6 +1219,45 @@
                           <a:xfrm>
                             <a:off x="0" y="0"/>
                             <a:ext cx="1140460" cy="855345"/>
+                          </a:xfrm>
+                          <a:prstGeom prst="rect">
+                            <a:avLst/>
+                          </a:prstGeom>
+                        </pic:spPr>
+                      </pic:pic>
+                    </a:graphicData>
+                  </a:graphic>
+                </wp:inline>
+              </w:drawing>
+            </w:r>
+            <w:r>
+              <w:drawing>
+                <wp:inline distT="0" distB="0" distL="114300" distR="114300">
+                  <wp:extent cx="572135" cy="1079500"/>
+                  <wp:effectExtent l="0" t="0" r="12065" b="0"/>
+                  <wp:docPr id="3" name="Picture 1"/>
+                  <wp:cNvGraphicFramePr>
+                    <a:graphicFrameLocks xmlns:a="http://schemas.openxmlformats.org/drawingml/2006/main" noChangeAspect="1"/>
+                  </wp:cNvGraphicFramePr>
+                  <a:graphic xmlns:a="http://schemas.openxmlformats.org/drawingml/2006/main">
+                    <a:graphicData uri="http://schemas.openxmlformats.org/drawingml/2006/picture">
+                      <pic:pic xmlns:pic="http://schemas.openxmlformats.org/drawingml/2006/picture">
+                        <pic:nvPicPr>
+                          <pic:cNvPr id="3" name="Picture 1"/>
+                          <pic:cNvPicPr>
+                            <a:picLocks noChangeAspect="1"/>
+                          </pic:cNvPicPr>
+                        </pic:nvPicPr>
+                        <pic:blipFill>
+                          <a:blip r:embed="rId6"/>
+                          <a:stretch>
+                            <a:fillRect/>
+                          </a:stretch>
+                        </pic:blipFill>
+                        <pic:spPr>
+                          <a:xfrm>
+                            <a:off x="0" y="0"/>
+                            <a:ext cx="572606" cy="1080000"/>
                           </a:xfrm>
                           <a:prstGeom prst="rect">
                             <a:avLst/>
@@ -1453,6 +1492,45 @@
                 </wp:inline>
               </w:drawing>
             </w:r>
+            <w:r>
+              <w:drawing>
+                <wp:inline distT="0" distB="0" distL="114300" distR="114300">
+                  <wp:extent cx="572135" cy="1079500"/>
+                  <wp:effectExtent l="0" t="0" r="12065" b="0"/>
+                  <wp:docPr id="4" name="Picture 1"/>
+                  <wp:cNvGraphicFramePr>
+                    <a:graphicFrameLocks xmlns:a="http://schemas.openxmlformats.org/drawingml/2006/main" noChangeAspect="1"/>
+                  </wp:cNvGraphicFramePr>
+                  <a:graphic xmlns:a="http://schemas.openxmlformats.org/drawingml/2006/main">
+                    <a:graphicData uri="http://schemas.openxmlformats.org/drawingml/2006/picture">
+                      <pic:pic xmlns:pic="http://schemas.openxmlformats.org/drawingml/2006/picture">
+                        <pic:nvPicPr>
+                          <pic:cNvPr id="4" name="Picture 1"/>
+                          <pic:cNvPicPr>
+                            <a:picLocks noChangeAspect="1"/>
+                          </pic:cNvPicPr>
+                        </pic:nvPicPr>
+                        <pic:blipFill>
+                          <a:blip r:embed="rId6"/>
+                          <a:stretch>
+                            <a:fillRect/>
+                          </a:stretch>
+                        </pic:blipFill>
+                        <pic:spPr>
+                          <a:xfrm>
+                            <a:off x="0" y="0"/>
+                            <a:ext cx="572606" cy="1080000"/>
+                          </a:xfrm>
+                          <a:prstGeom prst="rect">
+                            <a:avLst/>
+                          </a:prstGeom>
+                        </pic:spPr>
+                      </pic:pic>
+                    </a:graphicData>
+                  </a:graphic>
+                </wp:inline>
+              </w:drawing>
+            </w:r>
           </w:p>
         </w:tc>
       </w:tr>
@@ -1863,9 +1941,9 @@
             <w:r>
               <w:drawing>
                 <wp:inline distT="0" distB="0" distL="114300" distR="114300">
-                  <wp:extent cx="1140460" cy="855345"/>
-                  <wp:effectExtent l="0" t="0" r="2540" b="8255"/>
-                  <wp:docPr id="26" name="Picture 1"/>
+                  <wp:extent cx="572135" cy="1079500"/>
+                  <wp:effectExtent l="0" t="0" r="12065" b="0"/>
+                  <wp:docPr id="5" name="Picture 1"/>
                   <wp:cNvGraphicFramePr>
                     <a:graphicFrameLocks xmlns:a="http://schemas.openxmlformats.org/drawingml/2006/main" noChangeAspect="1"/>
                   </wp:cNvGraphicFramePr>
@@ -1873,13 +1951,13 @@
                     <a:graphicData uri="http://schemas.openxmlformats.org/drawingml/2006/picture">
                       <pic:pic xmlns:pic="http://schemas.openxmlformats.org/drawingml/2006/picture">
                         <pic:nvPicPr>
-                          <pic:cNvPr id="26" name="Picture 1"/>
+                          <pic:cNvPr id="5" name="Picture 1"/>
                           <pic:cNvPicPr>
                             <a:picLocks noChangeAspect="1"/>
                           </pic:cNvPicPr>
                         </pic:nvPicPr>
                         <pic:blipFill>
-                          <a:blip r:embed="rId5"/>
+                          <a:blip r:embed="rId6"/>
                           <a:stretch>
                             <a:fillRect/>
                           </a:stretch>
@@ -1887,7 +1965,7 @@
                         <pic:spPr>
                           <a:xfrm>
                             <a:off x="0" y="0"/>
-                            <a:ext cx="1140460" cy="855345"/>
+                            <a:ext cx="572606" cy="1080000"/>
                           </a:xfrm>
                           <a:prstGeom prst="rect">
                             <a:avLst/>
@@ -2086,9 +2164,9 @@
             <w:r>
               <w:drawing>
                 <wp:inline distT="0" distB="0" distL="114300" distR="114300">
-                  <wp:extent cx="1140460" cy="855345"/>
-                  <wp:effectExtent l="0" t="0" r="2540" b="8255"/>
-                  <wp:docPr id="28" name="Picture 1"/>
+                  <wp:extent cx="572135" cy="1079500"/>
+                  <wp:effectExtent l="0" t="0" r="12065" b="0"/>
+                  <wp:docPr id="6" name="Picture 1"/>
                   <wp:cNvGraphicFramePr>
                     <a:graphicFrameLocks xmlns:a="http://schemas.openxmlformats.org/drawingml/2006/main" noChangeAspect="1"/>
                   </wp:cNvGraphicFramePr>
@@ -2096,13 +2174,13 @@
                     <a:graphicData uri="http://schemas.openxmlformats.org/drawingml/2006/picture">
                       <pic:pic xmlns:pic="http://schemas.openxmlformats.org/drawingml/2006/picture">
                         <pic:nvPicPr>
-                          <pic:cNvPr id="28" name="Picture 1"/>
+                          <pic:cNvPr id="6" name="Picture 1"/>
                           <pic:cNvPicPr>
                             <a:picLocks noChangeAspect="1"/>
                           </pic:cNvPicPr>
                         </pic:nvPicPr>
                         <pic:blipFill>
-                          <a:blip r:embed="rId5"/>
+                          <a:blip r:embed="rId6"/>
                           <a:stretch>
                             <a:fillRect/>
                           </a:stretch>
@@ -2110,7 +2188,7 @@
                         <pic:spPr>
                           <a:xfrm>
                             <a:off x="0" y="0"/>
-                            <a:ext cx="1140460" cy="855345"/>
+                            <a:ext cx="572606" cy="1080000"/>
                           </a:xfrm>
                           <a:prstGeom prst="rect">
                             <a:avLst/>
@@ -2532,9 +2610,9 @@
             <w:r>
               <w:drawing>
                 <wp:inline distT="0" distB="0" distL="114300" distR="114300">
-                  <wp:extent cx="1140460" cy="855345"/>
-                  <wp:effectExtent l="0" t="0" r="2540" b="8255"/>
-                  <wp:docPr id="33" name="Picture 1"/>
+                  <wp:extent cx="572135" cy="1079500"/>
+                  <wp:effectExtent l="0" t="0" r="12065" b="0"/>
+                  <wp:docPr id="7" name="Picture 1"/>
                   <wp:cNvGraphicFramePr>
                     <a:graphicFrameLocks xmlns:a="http://schemas.openxmlformats.org/drawingml/2006/main" noChangeAspect="1"/>
                   </wp:cNvGraphicFramePr>
@@ -2542,13 +2620,13 @@
                     <a:graphicData uri="http://schemas.openxmlformats.org/drawingml/2006/picture">
                       <pic:pic xmlns:pic="http://schemas.openxmlformats.org/drawingml/2006/picture">
                         <pic:nvPicPr>
-                          <pic:cNvPr id="33" name="Picture 1"/>
+                          <pic:cNvPr id="7" name="Picture 1"/>
                           <pic:cNvPicPr>
                             <a:picLocks noChangeAspect="1"/>
                           </pic:cNvPicPr>
                         </pic:nvPicPr>
                         <pic:blipFill>
-                          <a:blip r:embed="rId5"/>
+                          <a:blip r:embed="rId6"/>
                           <a:stretch>
                             <a:fillRect/>
                           </a:stretch>
@@ -2556,7 +2634,7 @@
                         <pic:spPr>
                           <a:xfrm>
                             <a:off x="0" y="0"/>
-                            <a:ext cx="1140460" cy="855345"/>
+                            <a:ext cx="572606" cy="1080000"/>
                           </a:xfrm>
                           <a:prstGeom prst="rect">
                             <a:avLst/>
